--- a/WebContent/docx/结直肠癌粪便DNA甲基化检测报告-阴性.docx
+++ b/WebContent/docx/结直肠癌粪便DNA甲基化检测报告-阴性.docx
@@ -13,16 +13,16 @@
           <w:lang w:eastAsia="zh-CN"/>
         </w:rPr>
       </w:pPr>
-      <w:bookmarkStart w:id="0" w:name="_Toc14517"/>
-      <w:bookmarkStart w:id="1" w:name="_Toc21009_WPSOffice_Level1"/>
-      <w:bookmarkStart w:id="2" w:name="_Toc24397"/>
-      <w:bookmarkStart w:id="3" w:name="_Toc27500"/>
-      <w:bookmarkStart w:id="4" w:name="_Toc13806"/>
-      <w:bookmarkStart w:id="5" w:name="_Toc32054"/>
-      <w:bookmarkStart w:id="6" w:name="_Toc21669"/>
-      <w:bookmarkStart w:id="7" w:name="_Toc30143_WPSOffice_Level1"/>
-      <w:bookmarkStart w:id="8" w:name="_Toc10446"/>
-      <w:bookmarkStart w:id="9" w:name="_Toc24178_WPSOffice_Level1"/>
+      <w:bookmarkStart w:id="0" w:name="_Toc21009_WPSOffice_Level1"/>
+      <w:bookmarkStart w:id="1" w:name="_Toc27500"/>
+      <w:bookmarkStart w:id="2" w:name="_Toc32054"/>
+      <w:bookmarkStart w:id="3" w:name="_Toc30143_WPSOffice_Level1"/>
+      <w:bookmarkStart w:id="4" w:name="_Toc21669"/>
+      <w:bookmarkStart w:id="5" w:name="_Toc14517"/>
+      <w:bookmarkStart w:id="6" w:name="_Toc24397"/>
+      <w:bookmarkStart w:id="7" w:name="_Toc13806"/>
+      <w:bookmarkStart w:id="8" w:name="_Toc24178_WPSOffice_Level1"/>
+      <w:bookmarkStart w:id="9" w:name="_Toc10446"/>
       <w:r>
         <w:rPr>
           <w:rFonts w:ascii="Times New Roman" w:hAnsi="Times New Roman" w:cs="Times New Roman"/>
@@ -69,7 +69,7 @@
           <w:szCs w:val="20"/>
         </w:rPr>
         <w:drawing>
-          <wp:anchor distT="0" distB="0" distL="0" distR="0" simplePos="0" relativeHeight="251662336" behindDoc="1" locked="0" layoutInCell="1" allowOverlap="1">
+          <wp:anchor distT="0" distB="0" distL="0" distR="0" simplePos="0" relativeHeight="251661312" behindDoc="1" locked="0" layoutInCell="1" allowOverlap="1">
             <wp:simplePos x="0" y="0"/>
             <wp:positionH relativeFrom="column">
               <wp:posOffset>4895850</wp:posOffset>
@@ -1273,8 +1273,8 @@
           <w:rFonts w:cs="Times New Roman"/>
         </w:rPr>
       </w:pPr>
-      <w:bookmarkStart w:id="10" w:name="_Toc534807930"/>
-      <w:bookmarkStart w:id="11" w:name="_Toc3823"/>
+      <w:bookmarkStart w:id="10" w:name="_Toc3823"/>
+      <w:bookmarkStart w:id="11" w:name="_Toc534807930"/>
       <w:r>
         <w:rPr>
           <w:rFonts w:cs="Times New Roman"/>
@@ -1696,16 +1696,6 @@
         <w:t>Unde表明该基因未检出甲基化异常。</w:t>
       </w:r>
     </w:p>
-    <w:p>
-      <w:pPr>
-        <w:widowControl/>
-        <w:rPr>
-          <w:rFonts w:hint="eastAsia" w:ascii="Times New Roman" w:hAnsi="Times New Roman" w:eastAsia="微软雅黑" w:cs="Times New Roman"/>
-          <w:color w:val="000000"/>
-          <w:lang w:eastAsia="zh-CN" w:bidi="ar"/>
-        </w:rPr>
-      </w:pPr>
-    </w:p>
     <w:bookmarkEnd w:id="10"/>
     <w:bookmarkEnd w:id="11"/>
     <w:p>
@@ -1794,6 +1784,173 @@
                 <w:szCs w:val="24"/>
               </w:rPr>
             </w:pPr>
+            <w:r>
+              <w:rPr>
+                <w:sz w:val="24"/>
+              </w:rPr>
+              <mc:AlternateContent>
+                <mc:Choice Requires="wpg">
+                  <w:drawing>
+                    <wp:anchor distT="0" distB="0" distL="114300" distR="114300" simplePos="0" relativeHeight="251662336" behindDoc="0" locked="0" layoutInCell="1" allowOverlap="1">
+                      <wp:simplePos x="0" y="0"/>
+                      <wp:positionH relativeFrom="column">
+                        <wp:posOffset>29845</wp:posOffset>
+                      </wp:positionH>
+                      <wp:positionV relativeFrom="paragraph">
+                        <wp:posOffset>-447040</wp:posOffset>
+                      </wp:positionV>
+                      <wp:extent cx="3105785" cy="1310640"/>
+                      <wp:effectExtent l="0" t="0" r="3175" b="0"/>
+                      <wp:wrapNone/>
+                      <wp:docPr id="3" name="组合 3"/>
+                      <wp:cNvGraphicFramePr/>
+                      <a:graphic xmlns:a="http://schemas.openxmlformats.org/drawingml/2006/main">
+                        <a:graphicData uri="http://schemas.microsoft.com/office/word/2010/wordprocessingGroup">
+                          <wpg:wgp>
+                            <wpg:cNvGrpSpPr/>
+                            <wpg:grpSpPr>
+                              <a:xfrm>
+                                <a:off x="0" y="0"/>
+                                <a:ext cx="3105785" cy="1310640"/>
+                                <a:chOff x="10881" y="9726"/>
+                                <a:chExt cx="4891" cy="2064"/>
+                              </a:xfrm>
+                            </wpg:grpSpPr>
+                            <pic:pic xmlns:pic="http://schemas.openxmlformats.org/drawingml/2006/picture">
+                              <pic:nvPicPr>
+                                <pic:cNvPr id="22" name="图片 59" descr="图片1"/>
+                                <pic:cNvPicPr>
+                                  <a:picLocks noChangeAspect="1"/>
+                                </pic:cNvPicPr>
+                              </pic:nvPicPr>
+                              <pic:blipFill>
+                                <a:blip r:embed="rId6">
+                                  <a:biLevel thresh="50000"/>
+                                </a:blip>
+                                <a:srcRect l="7865" t="11797" r="5322" b="19074"/>
+                                <a:stretch>
+                                  <a:fillRect/>
+                                </a:stretch>
+                              </pic:blipFill>
+                              <pic:spPr>
+                                <a:xfrm>
+                                  <a:off x="10881" y="10343"/>
+                                  <a:ext cx="1312" cy="569"/>
+                                </a:xfrm>
+                                <a:prstGeom prst="rect">
+                                  <a:avLst/>
+                                </a:prstGeom>
+                                <a:noFill/>
+                              </pic:spPr>
+                            </pic:pic>
+                            <pic:pic xmlns:pic="http://schemas.openxmlformats.org/drawingml/2006/picture">
+                              <pic:nvPicPr>
+                                <pic:cNvPr id="24" name="图片 23"/>
+                                <pic:cNvPicPr>
+                                  <a:picLocks noChangeAspect="1" noChangeArrowheads="1"/>
+                                </pic:cNvPicPr>
+                              </pic:nvPicPr>
+                              <pic:blipFill>
+                                <a:blip r:embed="rId7">
+                                  <a:extLst>
+                                    <a:ext uri="{28A0092B-C50C-407E-A947-70E740481C1C}">
+                                      <a14:useLocalDpi xmlns:a14="http://schemas.microsoft.com/office/drawing/2010/main" val="0"/>
+                                    </a:ext>
+                                  </a:extLst>
+                                </a:blip>
+                                <a:srcRect/>
+                                <a:stretch>
+                                  <a:fillRect/>
+                                </a:stretch>
+                              </pic:blipFill>
+                              <pic:spPr>
+                                <a:xfrm>
+                                  <a:off x="13740" y="9726"/>
+                                  <a:ext cx="2032" cy="2064"/>
+                                </a:xfrm>
+                                <a:prstGeom prst="rect">
+                                  <a:avLst/>
+                                </a:prstGeom>
+                                <a:noFill/>
+                                <a:ln>
+                                  <a:noFill/>
+                                </a:ln>
+                              </pic:spPr>
+                            </pic:pic>
+                            <pic:pic xmlns:pic="http://schemas.openxmlformats.org/drawingml/2006/picture">
+                              <pic:nvPicPr>
+                                <pic:cNvPr id="110" name="图片 29" descr="IMG_256"/>
+                                <pic:cNvPicPr>
+                                  <a:picLocks noChangeAspect="1"/>
+                                </pic:cNvPicPr>
+                              </pic:nvPicPr>
+                              <pic:blipFill>
+                                <a:blip r:embed="rId8">
+                                  <a:clrChange>
+                                    <a:clrFrom>
+                                      <a:srgbClr val="FFFFFF">
+                                        <a:alpha val="100000"/>
+                                      </a:srgbClr>
+                                    </a:clrFrom>
+                                    <a:clrTo>
+                                      <a:srgbClr val="FFFFFF">
+                                        <a:alpha val="100000"/>
+                                        <a:alpha val="0"/>
+                                      </a:srgbClr>
+                                    </a:clrTo>
+                                  </a:clrChange>
+                                </a:blip>
+                                <a:stretch>
+                                  <a:fillRect/>
+                                </a:stretch>
+                              </pic:blipFill>
+                              <pic:spPr>
+                                <a:xfrm>
+                                  <a:off x="14198" y="10310"/>
+                                  <a:ext cx="975" cy="570"/>
+                                </a:xfrm>
+                                <a:prstGeom prst="rect">
+                                  <a:avLst/>
+                                </a:prstGeom>
+                                <a:noFill/>
+                                <a:ln w="9525">
+                                  <a:noFill/>
+                                </a:ln>
+                              </pic:spPr>
+                            </pic:pic>
+                          </wpg:wgp>
+                        </a:graphicData>
+                      </a:graphic>
+                    </wp:anchor>
+                  </w:drawing>
+                </mc:Choice>
+                <mc:Fallback>
+                  <w:pict>
+                    <v:group id="_x0000_s1026" o:spid="_x0000_s1026" o:spt="203" style="position:absolute;left:0pt;margin-left:2.35pt;margin-top:-35.2pt;height:103.2pt;width:244.55pt;z-index:251662336;mso-width-relative:page;mso-height-relative:page;" coordorigin="10881,9726" coordsize="4891,2064" o:gfxdata="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">
+                      <o:lock v:ext="edit" aspectratio="f"/>
+                      <v:shape id="图片 59" o:spid="_x0000_s1026" o:spt="75" alt="图片1" type="#_x0000_t75" style="position:absolute;left:10881;top:10343;height:569;width:1312;" filled="f" o:preferrelative="t" stroked="f" coordsize="21600,21600" o:gfxdata="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">
+                        <v:fill on="f" focussize="0,0"/>
+                        <v:stroke on="f"/>
+                        <v:imagedata r:id="rId6" cropleft="5154f" croptop="7731f" cropright="3488f" cropbottom="12500f" grayscale="t" bilevel="t" o:title=""/>
+                        <o:lock v:ext="edit" aspectratio="t"/>
+                      </v:shape>
+                      <v:shape id="图片 23" o:spid="_x0000_s1026" o:spt="75" type="#_x0000_t75" style="position:absolute;left:13740;top:9726;height:2064;width:2032;" filled="f" o:preferrelative="t" stroked="f" coordsize="21600,21600" o:gfxdata="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">
+                        <v:fill on="f" focussize="0,0"/>
+                        <v:stroke on="f"/>
+                        <v:imagedata r:id="rId7" o:title=""/>
+                        <o:lock v:ext="edit" aspectratio="t"/>
+                      </v:shape>
+                      <v:shape id="图片 29" o:spid="_x0000_s1026" o:spt="75" alt="IMG_256" type="#_x0000_t75" style="position:absolute;left:14198;top:10310;height:570;width:975;" filled="f" o:preferrelative="t" stroked="f" coordsize="21600,21600" o:gfxdata="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">
+                        <v:fill on="f" focussize="0,0"/>
+                        <v:stroke on="f"/>
+                        <v:imagedata r:id="rId8" chromakey="#FFFFFF" o:title=""/>
+                        <o:lock v:ext="edit" aspectratio="t"/>
+                      </v:shape>
+                    </v:group>
+                  </w:pict>
+                </mc:Fallback>
+              </mc:AlternateContent>
+            </w:r>
           </w:p>
         </w:tc>
         <w:tc>
@@ -2007,182 +2164,6 @@
                 <w:szCs w:val="24"/>
               </w:rPr>
             </w:pPr>
-            <w:r>
-              <mc:AlternateContent>
-                <mc:Choice Requires="wpg">
-                  <w:drawing>
-                    <wp:anchor distT="0" distB="0" distL="114300" distR="114300" simplePos="0" relativeHeight="251659264" behindDoc="0" locked="0" layoutInCell="1" allowOverlap="1">
-                      <wp:simplePos x="0" y="0"/>
-                      <wp:positionH relativeFrom="column">
-                        <wp:posOffset>-2005965</wp:posOffset>
-                      </wp:positionH>
-                      <wp:positionV relativeFrom="paragraph">
-                        <wp:posOffset>-664210</wp:posOffset>
-                      </wp:positionV>
-                      <wp:extent cx="2857500" cy="1310005"/>
-                      <wp:effectExtent l="0" t="0" r="0" b="4445"/>
-                      <wp:wrapNone/>
-                      <wp:docPr id="66" name="组合 66"/>
-                      <wp:cNvGraphicFramePr/>
-                      <a:graphic xmlns:a="http://schemas.openxmlformats.org/drawingml/2006/main">
-                        <a:graphicData uri="http://schemas.microsoft.com/office/word/2010/wordprocessingGroup">
-                          <wpg:wgp>
-                            <wpg:cNvGrpSpPr/>
-                            <wpg:grpSpPr>
-                              <a:xfrm>
-                                <a:off x="0" y="0"/>
-                                <a:ext cx="2857500" cy="1310005"/>
-                                <a:chOff x="19087" y="960"/>
-                                <a:chExt cx="5034" cy="2272"/>
-                              </a:xfrm>
-                            </wpg:grpSpPr>
-                            <wpg:grpSp>
-                              <wpg:cNvPr id="1832508214" name="组合 15"/>
-                              <wpg:cNvGrpSpPr/>
-                              <wpg:grpSpPr>
-                                <a:xfrm>
-                                  <a:off x="19087" y="1459"/>
-                                  <a:ext cx="4523" cy="714"/>
-                                  <a:chOff x="12357" y="7666"/>
-                                  <a:chExt cx="4523" cy="714"/>
-                                </a:xfrm>
-                              </wpg:grpSpPr>
-                              <pic:pic xmlns:pic="http://schemas.openxmlformats.org/drawingml/2006/picture">
-                                <pic:nvPicPr>
-                                  <pic:cNvPr id="22" name="图片 59" descr="图片1"/>
-                                  <pic:cNvPicPr>
-                                    <a:picLocks noChangeAspect="1"/>
-                                  </pic:cNvPicPr>
-                                </pic:nvPicPr>
-                                <pic:blipFill>
-                                  <a:blip r:embed="rId6">
-                                    <a:biLevel thresh="50000"/>
-                                  </a:blip>
-                                  <a:srcRect l="7865" t="11797" r="5322" b="19074"/>
-                                  <a:stretch>
-                                    <a:fillRect/>
-                                  </a:stretch>
-                                </pic:blipFill>
-                                <pic:spPr>
-                                  <a:xfrm>
-                                    <a:off x="12357" y="7738"/>
-                                    <a:ext cx="1468" cy="627"/>
-                                  </a:xfrm>
-                                  <a:prstGeom prst="rect">
-                                    <a:avLst/>
-                                  </a:prstGeom>
-                                  <a:noFill/>
-                                </pic:spPr>
-                              </pic:pic>
-                              <pic:pic xmlns:pic="http://schemas.openxmlformats.org/drawingml/2006/picture">
-                                <pic:nvPicPr>
-                                  <pic:cNvPr id="23" name="图片 14" descr="微信图片_20220215110121"/>
-                                  <pic:cNvPicPr>
-                                    <a:picLocks noChangeAspect="1"/>
-                                  </pic:cNvPicPr>
-                                </pic:nvPicPr>
-                                <pic:blipFill>
-                                  <a:blip r:embed="rId7">
-                                    <a:clrChange>
-                                      <a:clrFrom>
-                                        <a:srgbClr val="A09D98">
-                                          <a:alpha val="100000"/>
-                                        </a:srgbClr>
-                                      </a:clrFrom>
-                                      <a:clrTo>
-                                        <a:srgbClr val="A09D98">
-                                          <a:alpha val="100000"/>
-                                          <a:alpha val="0"/>
-                                        </a:srgbClr>
-                                      </a:clrTo>
-                                    </a:clrChange>
-                                    <a:biLevel thresh="50000"/>
-                                  </a:blip>
-                                  <a:stretch>
-                                    <a:fillRect/>
-                                  </a:stretch>
-                                </pic:blipFill>
-                                <pic:spPr>
-                                  <a:xfrm>
-                                    <a:off x="15646" y="7666"/>
-                                    <a:ext cx="1234" cy="715"/>
-                                  </a:xfrm>
-                                  <a:prstGeom prst="rect">
-                                    <a:avLst/>
-                                  </a:prstGeom>
-                                </pic:spPr>
-                              </pic:pic>
-                            </wpg:grpSp>
-                            <pic:pic xmlns:pic="http://schemas.openxmlformats.org/drawingml/2006/picture">
-                              <pic:nvPicPr>
-                                <pic:cNvPr id="24" name="图片 23"/>
-                                <pic:cNvPicPr>
-                                  <a:picLocks noChangeAspect="1" noChangeArrowheads="1"/>
-                                </pic:cNvPicPr>
-                              </pic:nvPicPr>
-                              <pic:blipFill>
-                                <a:blip r:embed="rId8">
-                                  <a:extLst>
-                                    <a:ext uri="{28A0092B-C50C-407E-A947-70E740481C1C}">
-                                      <a14:useLocalDpi xmlns:a14="http://schemas.microsoft.com/office/drawing/2010/main" val="0"/>
-                                    </a:ext>
-                                  </a:extLst>
-                                </a:blip>
-                                <a:srcRect/>
-                                <a:stretch>
-                                  <a:fillRect/>
-                                </a:stretch>
-                              </pic:blipFill>
-                              <pic:spPr>
-                                <a:xfrm>
-                                  <a:off x="21849" y="960"/>
-                                  <a:ext cx="2273" cy="2273"/>
-                                </a:xfrm>
-                                <a:prstGeom prst="rect">
-                                  <a:avLst/>
-                                </a:prstGeom>
-                                <a:noFill/>
-                                <a:ln>
-                                  <a:noFill/>
-                                </a:ln>
-                              </pic:spPr>
-                            </pic:pic>
-                          </wpg:wgp>
-                        </a:graphicData>
-                      </a:graphic>
-                    </wp:anchor>
-                  </w:drawing>
-                </mc:Choice>
-                <mc:Fallback>
-                  <w:pict>
-                    <v:group id="_x0000_s1026" o:spid="_x0000_s1026" o:spt="203" style="position:absolute;left:0pt;margin-left:-157.95pt;margin-top:-52.3pt;height:103.15pt;width:225pt;z-index:251659264;mso-width-relative:page;mso-height-relative:page;" coordorigin="19087,960" coordsize="5034,2272" o:gfxdata="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">
-                      <o:lock v:ext="edit" aspectratio="f"/>
-                      <v:group id="组合 15" o:spid="_x0000_s1026" o:spt="203" style="position:absolute;left:19087;top:1459;height:714;width:4523;" coordorigin="12357,7666" coordsize="4523,714" o:gfxdata="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">
-                        <o:lock v:ext="edit" aspectratio="f"/>
-                        <v:shape id="图片 59" o:spid="_x0000_s1026" o:spt="75" alt="图片1" type="#_x0000_t75" style="position:absolute;left:12357;top:7738;height:627;width:1468;" filled="f" o:preferrelative="t" stroked="f" coordsize="21600,21600" o:gfxdata="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">
-                          <v:fill on="f" focussize="0,0"/>
-                          <v:stroke on="f"/>
-                          <v:imagedata r:id="rId6" cropleft="5154f" croptop="7731f" cropright="3488f" cropbottom="12500f" grayscale="t" bilevel="t" o:title=""/>
-                          <o:lock v:ext="edit" aspectratio="t"/>
-                        </v:shape>
-                        <v:shape id="图片 14" o:spid="_x0000_s1026" o:spt="75" alt="微信图片_20220215110121" type="#_x0000_t75" style="position:absolute;left:15646;top:7666;height:715;width:1234;" filled="f" o:preferrelative="t" stroked="f" coordsize="21600,21600" o:gfxdata="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">
-                          <v:fill on="f" focussize="0,0"/>
-                          <v:stroke on="f"/>
-                          <v:imagedata r:id="rId7" grayscale="t" bilevel="t" chromakey="#A09D98" o:title=""/>
-                          <o:lock v:ext="edit" aspectratio="t"/>
-                        </v:shape>
-                      </v:group>
-                      <v:shape id="图片 23" o:spid="_x0000_s1026" o:spt="75" type="#_x0000_t75" style="position:absolute;left:21849;top:960;height:2273;width:2273;" filled="f" o:preferrelative="t" stroked="f" coordsize="21600,21600" o:gfxdata="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">
-                        <v:fill on="f" focussize="0,0"/>
-                        <v:stroke on="f"/>
-                        <v:imagedata r:id="rId8" o:title=""/>
-                        <o:lock v:ext="edit" aspectratio="t"/>
-                      </v:shape>
-                    </v:group>
-                  </w:pict>
-                </mc:Fallback>
-              </mc:AlternateContent>
-            </w:r>
             <w:r>
               <w:rPr>
                 <w:rFonts w:ascii="Times New Roman" w:hAnsi="Times New Roman" w:cs="Times New Roman"/>
@@ -2417,7 +2398,7 @@
         <mc:AlternateContent>
           <mc:Choice Requires="wps">
             <w:drawing>
-              <wp:anchor distT="0" distB="0" distL="114300" distR="114300" simplePos="0" relativeHeight="251661312" behindDoc="0" locked="0" layoutInCell="1" allowOverlap="1">
+              <wp:anchor distT="0" distB="0" distL="114300" distR="114300" simplePos="0" relativeHeight="251660288" behindDoc="0" locked="0" layoutInCell="1" allowOverlap="1">
                 <wp:simplePos x="0" y="0"/>
                 <wp:positionH relativeFrom="column">
                   <wp:posOffset>-570865</wp:posOffset>
@@ -2471,7 +2452,7 @@
           </mc:Choice>
           <mc:Fallback>
             <w:pict>
-              <v:line id="_x0000_s1026" o:spid="_x0000_s1026" o:spt="20" style="position:absolute;left:0pt;flip:y;margin-left:-44.95pt;margin-top:2.95pt;height:0.05pt;width:590.65pt;z-index:251661312;mso-width-relative:page;mso-height-relative:page;" filled="f" stroked="t" coordsize="21600,21600" o:gfxdata="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">
+              <v:line id="_x0000_s1026" o:spid="_x0000_s1026" o:spt="20" style="position:absolute;left:0pt;flip:y;margin-left:-44.95pt;margin-top:2.95pt;height:0.05pt;width:590.65pt;z-index:251660288;mso-width-relative:page;mso-height-relative:page;" filled="f" stroked="t" coordsize="21600,21600" o:gfxdata="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">
                 <v:fill on="f" focussize="0,0"/>
                 <v:stroke weight="0.5pt" color="#00B050 [3204]" miterlimit="8" joinstyle="miter"/>
                 <v:imagedata o:title=""/>
@@ -2488,7 +2469,7 @@
           <w:szCs w:val="24"/>
         </w:rPr>
         <w:drawing>
-          <wp:anchor distT="0" distB="0" distL="114935" distR="114935" simplePos="0" relativeHeight="251660288" behindDoc="0" locked="0" layoutInCell="1" allowOverlap="1">
+          <wp:anchor distT="0" distB="0" distL="114935" distR="114935" simplePos="0" relativeHeight="251659264" behindDoc="0" locked="0" layoutInCell="1" allowOverlap="1">
             <wp:simplePos x="0" y="0"/>
             <wp:positionH relativeFrom="column">
               <wp:posOffset>5502910</wp:posOffset>
@@ -2566,8 +2547,6 @@
         </w:rPr>
         <w:t>T.020-32038634</w:t>
       </w:r>
-      <w:bookmarkStart w:id="12" w:name="_GoBack"/>
-      <w:bookmarkEnd w:id="12"/>
     </w:p>
     <w:p>
       <w:pPr>

--- a/WebContent/docx/结直肠癌粪便DNA甲基化检测报告-阴性.docx
+++ b/WebContent/docx/结直肠癌粪便DNA甲基化检测报告-阴性.docx
@@ -13,16 +13,16 @@
           <w:lang w:eastAsia="zh-CN"/>
         </w:rPr>
       </w:pPr>
-      <w:bookmarkStart w:id="0" w:name="_Toc21009_WPSOffice_Level1"/>
-      <w:bookmarkStart w:id="1" w:name="_Toc27500"/>
-      <w:bookmarkStart w:id="2" w:name="_Toc32054"/>
-      <w:bookmarkStart w:id="3" w:name="_Toc30143_WPSOffice_Level1"/>
-      <w:bookmarkStart w:id="4" w:name="_Toc21669"/>
-      <w:bookmarkStart w:id="5" w:name="_Toc14517"/>
-      <w:bookmarkStart w:id="6" w:name="_Toc24397"/>
-      <w:bookmarkStart w:id="7" w:name="_Toc13806"/>
-      <w:bookmarkStart w:id="8" w:name="_Toc24178_WPSOffice_Level1"/>
-      <w:bookmarkStart w:id="9" w:name="_Toc10446"/>
+      <w:bookmarkStart w:id="0" w:name="_Toc14517"/>
+      <w:bookmarkStart w:id="1" w:name="_Toc21009_WPSOffice_Level1"/>
+      <w:bookmarkStart w:id="2" w:name="_Toc24397"/>
+      <w:bookmarkStart w:id="3" w:name="_Toc27500"/>
+      <w:bookmarkStart w:id="4" w:name="_Toc13806"/>
+      <w:bookmarkStart w:id="5" w:name="_Toc32054"/>
+      <w:bookmarkStart w:id="6" w:name="_Toc21669"/>
+      <w:bookmarkStart w:id="7" w:name="_Toc30143_WPSOffice_Level1"/>
+      <w:bookmarkStart w:id="8" w:name="_Toc10446"/>
+      <w:bookmarkStart w:id="9" w:name="_Toc24178_WPSOffice_Level1"/>
       <w:r>
         <w:rPr>
           <w:rFonts w:ascii="Times New Roman" w:hAnsi="Times New Roman" w:cs="Times New Roman"/>
@@ -69,7 +69,7 @@
           <w:szCs w:val="20"/>
         </w:rPr>
         <w:drawing>
-          <wp:anchor distT="0" distB="0" distL="0" distR="0" simplePos="0" relativeHeight="251661312" behindDoc="1" locked="0" layoutInCell="1" allowOverlap="1">
+          <wp:anchor distT="0" distB="0" distL="0" distR="0" simplePos="0" relativeHeight="251662336" behindDoc="1" locked="0" layoutInCell="1" allowOverlap="1">
             <wp:simplePos x="0" y="0"/>
             <wp:positionH relativeFrom="column">
               <wp:posOffset>4895850</wp:posOffset>
@@ -1273,8 +1273,8 @@
           <w:rFonts w:cs="Times New Roman"/>
         </w:rPr>
       </w:pPr>
-      <w:bookmarkStart w:id="10" w:name="_Toc3823"/>
-      <w:bookmarkStart w:id="11" w:name="_Toc534807930"/>
+      <w:bookmarkStart w:id="10" w:name="_Toc534807930"/>
+      <w:bookmarkStart w:id="11" w:name="_Toc3823"/>
       <w:r>
         <w:rPr>
           <w:rFonts w:cs="Times New Roman"/>
@@ -1696,6 +1696,16 @@
         <w:t>Unde表明该基因未检出甲基化异常。</w:t>
       </w:r>
     </w:p>
+    <w:p>
+      <w:pPr>
+        <w:widowControl/>
+        <w:rPr>
+          <w:rFonts w:hint="eastAsia" w:ascii="Times New Roman" w:hAnsi="Times New Roman" w:eastAsia="微软雅黑" w:cs="Times New Roman"/>
+          <w:color w:val="000000"/>
+          <w:lang w:eastAsia="zh-CN" w:bidi="ar"/>
+        </w:rPr>
+      </w:pPr>
+    </w:p>
     <w:bookmarkEnd w:id="10"/>
     <w:bookmarkEnd w:id="11"/>
     <w:p>
@@ -1784,173 +1794,6 @@
                 <w:szCs w:val="24"/>
               </w:rPr>
             </w:pPr>
-            <w:r>
-              <w:rPr>
-                <w:sz w:val="24"/>
-              </w:rPr>
-              <mc:AlternateContent>
-                <mc:Choice Requires="wpg">
-                  <w:drawing>
-                    <wp:anchor distT="0" distB="0" distL="114300" distR="114300" simplePos="0" relativeHeight="251662336" behindDoc="0" locked="0" layoutInCell="1" allowOverlap="1">
-                      <wp:simplePos x="0" y="0"/>
-                      <wp:positionH relativeFrom="column">
-                        <wp:posOffset>29845</wp:posOffset>
-                      </wp:positionH>
-                      <wp:positionV relativeFrom="paragraph">
-                        <wp:posOffset>-447040</wp:posOffset>
-                      </wp:positionV>
-                      <wp:extent cx="3105785" cy="1310640"/>
-                      <wp:effectExtent l="0" t="0" r="3175" b="0"/>
-                      <wp:wrapNone/>
-                      <wp:docPr id="3" name="组合 3"/>
-                      <wp:cNvGraphicFramePr/>
-                      <a:graphic xmlns:a="http://schemas.openxmlformats.org/drawingml/2006/main">
-                        <a:graphicData uri="http://schemas.microsoft.com/office/word/2010/wordprocessingGroup">
-                          <wpg:wgp>
-                            <wpg:cNvGrpSpPr/>
-                            <wpg:grpSpPr>
-                              <a:xfrm>
-                                <a:off x="0" y="0"/>
-                                <a:ext cx="3105785" cy="1310640"/>
-                                <a:chOff x="10881" y="9726"/>
-                                <a:chExt cx="4891" cy="2064"/>
-                              </a:xfrm>
-                            </wpg:grpSpPr>
-                            <pic:pic xmlns:pic="http://schemas.openxmlformats.org/drawingml/2006/picture">
-                              <pic:nvPicPr>
-                                <pic:cNvPr id="22" name="图片 59" descr="图片1"/>
-                                <pic:cNvPicPr>
-                                  <a:picLocks noChangeAspect="1"/>
-                                </pic:cNvPicPr>
-                              </pic:nvPicPr>
-                              <pic:blipFill>
-                                <a:blip r:embed="rId6">
-                                  <a:biLevel thresh="50000"/>
-                                </a:blip>
-                                <a:srcRect l="7865" t="11797" r="5322" b="19074"/>
-                                <a:stretch>
-                                  <a:fillRect/>
-                                </a:stretch>
-                              </pic:blipFill>
-                              <pic:spPr>
-                                <a:xfrm>
-                                  <a:off x="10881" y="10343"/>
-                                  <a:ext cx="1312" cy="569"/>
-                                </a:xfrm>
-                                <a:prstGeom prst="rect">
-                                  <a:avLst/>
-                                </a:prstGeom>
-                                <a:noFill/>
-                              </pic:spPr>
-                            </pic:pic>
-                            <pic:pic xmlns:pic="http://schemas.openxmlformats.org/drawingml/2006/picture">
-                              <pic:nvPicPr>
-                                <pic:cNvPr id="24" name="图片 23"/>
-                                <pic:cNvPicPr>
-                                  <a:picLocks noChangeAspect="1" noChangeArrowheads="1"/>
-                                </pic:cNvPicPr>
-                              </pic:nvPicPr>
-                              <pic:blipFill>
-                                <a:blip r:embed="rId7">
-                                  <a:extLst>
-                                    <a:ext uri="{28A0092B-C50C-407E-A947-70E740481C1C}">
-                                      <a14:useLocalDpi xmlns:a14="http://schemas.microsoft.com/office/drawing/2010/main" val="0"/>
-                                    </a:ext>
-                                  </a:extLst>
-                                </a:blip>
-                                <a:srcRect/>
-                                <a:stretch>
-                                  <a:fillRect/>
-                                </a:stretch>
-                              </pic:blipFill>
-                              <pic:spPr>
-                                <a:xfrm>
-                                  <a:off x="13740" y="9726"/>
-                                  <a:ext cx="2032" cy="2064"/>
-                                </a:xfrm>
-                                <a:prstGeom prst="rect">
-                                  <a:avLst/>
-                                </a:prstGeom>
-                                <a:noFill/>
-                                <a:ln>
-                                  <a:noFill/>
-                                </a:ln>
-                              </pic:spPr>
-                            </pic:pic>
-                            <pic:pic xmlns:pic="http://schemas.openxmlformats.org/drawingml/2006/picture">
-                              <pic:nvPicPr>
-                                <pic:cNvPr id="110" name="图片 29" descr="IMG_256"/>
-                                <pic:cNvPicPr>
-                                  <a:picLocks noChangeAspect="1"/>
-                                </pic:cNvPicPr>
-                              </pic:nvPicPr>
-                              <pic:blipFill>
-                                <a:blip r:embed="rId8">
-                                  <a:clrChange>
-                                    <a:clrFrom>
-                                      <a:srgbClr val="FFFFFF">
-                                        <a:alpha val="100000"/>
-                                      </a:srgbClr>
-                                    </a:clrFrom>
-                                    <a:clrTo>
-                                      <a:srgbClr val="FFFFFF">
-                                        <a:alpha val="100000"/>
-                                        <a:alpha val="0"/>
-                                      </a:srgbClr>
-                                    </a:clrTo>
-                                  </a:clrChange>
-                                </a:blip>
-                                <a:stretch>
-                                  <a:fillRect/>
-                                </a:stretch>
-                              </pic:blipFill>
-                              <pic:spPr>
-                                <a:xfrm>
-                                  <a:off x="14198" y="10310"/>
-                                  <a:ext cx="975" cy="570"/>
-                                </a:xfrm>
-                                <a:prstGeom prst="rect">
-                                  <a:avLst/>
-                                </a:prstGeom>
-                                <a:noFill/>
-                                <a:ln w="9525">
-                                  <a:noFill/>
-                                </a:ln>
-                              </pic:spPr>
-                            </pic:pic>
-                          </wpg:wgp>
-                        </a:graphicData>
-                      </a:graphic>
-                    </wp:anchor>
-                  </w:drawing>
-                </mc:Choice>
-                <mc:Fallback>
-                  <w:pict>
-                    <v:group id="_x0000_s1026" o:spid="_x0000_s1026" o:spt="203" style="position:absolute;left:0pt;margin-left:2.35pt;margin-top:-35.2pt;height:103.2pt;width:244.55pt;z-index:251662336;mso-width-relative:page;mso-height-relative:page;" coordorigin="10881,9726" coordsize="4891,2064" o:gfxdata="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">
-                      <o:lock v:ext="edit" aspectratio="f"/>
-                      <v:shape id="图片 59" o:spid="_x0000_s1026" o:spt="75" alt="图片1" type="#_x0000_t75" style="position:absolute;left:10881;top:10343;height:569;width:1312;" filled="f" o:preferrelative="t" stroked="f" coordsize="21600,21600" o:gfxdata="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">
-                        <v:fill on="f" focussize="0,0"/>
-                        <v:stroke on="f"/>
-                        <v:imagedata r:id="rId6" cropleft="5154f" croptop="7731f" cropright="3488f" cropbottom="12500f" grayscale="t" bilevel="t" o:title=""/>
-                        <o:lock v:ext="edit" aspectratio="t"/>
-                      </v:shape>
-                      <v:shape id="图片 23" o:spid="_x0000_s1026" o:spt="75" type="#_x0000_t75" style="position:absolute;left:13740;top:9726;height:2064;width:2032;" filled="f" o:preferrelative="t" stroked="f" coordsize="21600,21600" o:gfxdata="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">
-                        <v:fill on="f" focussize="0,0"/>
-                        <v:stroke on="f"/>
-                        <v:imagedata r:id="rId7" o:title=""/>
-                        <o:lock v:ext="edit" aspectratio="t"/>
-                      </v:shape>
-                      <v:shape id="图片 29" o:spid="_x0000_s1026" o:spt="75" alt="IMG_256" type="#_x0000_t75" style="position:absolute;left:14198;top:10310;height:570;width:975;" filled="f" o:preferrelative="t" stroked="f" coordsize="21600,21600" o:gfxdata="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">
-                        <v:fill on="f" focussize="0,0"/>
-                        <v:stroke on="f"/>
-                        <v:imagedata r:id="rId8" chromakey="#FFFFFF" o:title=""/>
-                        <o:lock v:ext="edit" aspectratio="t"/>
-                      </v:shape>
-                    </v:group>
-                  </w:pict>
-                </mc:Fallback>
-              </mc:AlternateContent>
-            </w:r>
           </w:p>
         </w:tc>
         <w:tc>
@@ -2164,6 +2007,182 @@
                 <w:szCs w:val="24"/>
               </w:rPr>
             </w:pPr>
+            <w:r>
+              <mc:AlternateContent>
+                <mc:Choice Requires="wpg">
+                  <w:drawing>
+                    <wp:anchor distT="0" distB="0" distL="114300" distR="114300" simplePos="0" relativeHeight="251659264" behindDoc="0" locked="0" layoutInCell="1" allowOverlap="1">
+                      <wp:simplePos x="0" y="0"/>
+                      <wp:positionH relativeFrom="column">
+                        <wp:posOffset>-2005965</wp:posOffset>
+                      </wp:positionH>
+                      <wp:positionV relativeFrom="paragraph">
+                        <wp:posOffset>-664210</wp:posOffset>
+                      </wp:positionV>
+                      <wp:extent cx="2857500" cy="1310005"/>
+                      <wp:effectExtent l="0" t="0" r="0" b="4445"/>
+                      <wp:wrapNone/>
+                      <wp:docPr id="66" name="组合 66"/>
+                      <wp:cNvGraphicFramePr/>
+                      <a:graphic xmlns:a="http://schemas.openxmlformats.org/drawingml/2006/main">
+                        <a:graphicData uri="http://schemas.microsoft.com/office/word/2010/wordprocessingGroup">
+                          <wpg:wgp>
+                            <wpg:cNvGrpSpPr/>
+                            <wpg:grpSpPr>
+                              <a:xfrm>
+                                <a:off x="0" y="0"/>
+                                <a:ext cx="2857500" cy="1310005"/>
+                                <a:chOff x="19087" y="960"/>
+                                <a:chExt cx="5034" cy="2272"/>
+                              </a:xfrm>
+                            </wpg:grpSpPr>
+                            <wpg:grpSp>
+                              <wpg:cNvPr id="1832508214" name="组合 15"/>
+                              <wpg:cNvGrpSpPr/>
+                              <wpg:grpSpPr>
+                                <a:xfrm>
+                                  <a:off x="19087" y="1459"/>
+                                  <a:ext cx="4523" cy="714"/>
+                                  <a:chOff x="12357" y="7666"/>
+                                  <a:chExt cx="4523" cy="714"/>
+                                </a:xfrm>
+                              </wpg:grpSpPr>
+                              <pic:pic xmlns:pic="http://schemas.openxmlformats.org/drawingml/2006/picture">
+                                <pic:nvPicPr>
+                                  <pic:cNvPr id="22" name="图片 59" descr="图片1"/>
+                                  <pic:cNvPicPr>
+                                    <a:picLocks noChangeAspect="1"/>
+                                  </pic:cNvPicPr>
+                                </pic:nvPicPr>
+                                <pic:blipFill>
+                                  <a:blip r:embed="rId6">
+                                    <a:biLevel thresh="50000"/>
+                                  </a:blip>
+                                  <a:srcRect l="7865" t="11797" r="5322" b="19074"/>
+                                  <a:stretch>
+                                    <a:fillRect/>
+                                  </a:stretch>
+                                </pic:blipFill>
+                                <pic:spPr>
+                                  <a:xfrm>
+                                    <a:off x="12357" y="7738"/>
+                                    <a:ext cx="1468" cy="627"/>
+                                  </a:xfrm>
+                                  <a:prstGeom prst="rect">
+                                    <a:avLst/>
+                                  </a:prstGeom>
+                                  <a:noFill/>
+                                </pic:spPr>
+                              </pic:pic>
+                              <pic:pic xmlns:pic="http://schemas.openxmlformats.org/drawingml/2006/picture">
+                                <pic:nvPicPr>
+                                  <pic:cNvPr id="23" name="图片 14" descr="微信图片_20220215110121"/>
+                                  <pic:cNvPicPr>
+                                    <a:picLocks noChangeAspect="1"/>
+                                  </pic:cNvPicPr>
+                                </pic:nvPicPr>
+                                <pic:blipFill>
+                                  <a:blip r:embed="rId7">
+                                    <a:clrChange>
+                                      <a:clrFrom>
+                                        <a:srgbClr val="A09D98">
+                                          <a:alpha val="100000"/>
+                                        </a:srgbClr>
+                                      </a:clrFrom>
+                                      <a:clrTo>
+                                        <a:srgbClr val="A09D98">
+                                          <a:alpha val="100000"/>
+                                          <a:alpha val="0"/>
+                                        </a:srgbClr>
+                                      </a:clrTo>
+                                    </a:clrChange>
+                                    <a:biLevel thresh="50000"/>
+                                  </a:blip>
+                                  <a:stretch>
+                                    <a:fillRect/>
+                                  </a:stretch>
+                                </pic:blipFill>
+                                <pic:spPr>
+                                  <a:xfrm>
+                                    <a:off x="15646" y="7666"/>
+                                    <a:ext cx="1234" cy="715"/>
+                                  </a:xfrm>
+                                  <a:prstGeom prst="rect">
+                                    <a:avLst/>
+                                  </a:prstGeom>
+                                </pic:spPr>
+                              </pic:pic>
+                            </wpg:grpSp>
+                            <pic:pic xmlns:pic="http://schemas.openxmlformats.org/drawingml/2006/picture">
+                              <pic:nvPicPr>
+                                <pic:cNvPr id="24" name="图片 23"/>
+                                <pic:cNvPicPr>
+                                  <a:picLocks noChangeAspect="1" noChangeArrowheads="1"/>
+                                </pic:cNvPicPr>
+                              </pic:nvPicPr>
+                              <pic:blipFill>
+                                <a:blip r:embed="rId8">
+                                  <a:extLst>
+                                    <a:ext uri="{28A0092B-C50C-407E-A947-70E740481C1C}">
+                                      <a14:useLocalDpi xmlns:a14="http://schemas.microsoft.com/office/drawing/2010/main" val="0"/>
+                                    </a:ext>
+                                  </a:extLst>
+                                </a:blip>
+                                <a:srcRect/>
+                                <a:stretch>
+                                  <a:fillRect/>
+                                </a:stretch>
+                              </pic:blipFill>
+                              <pic:spPr>
+                                <a:xfrm>
+                                  <a:off x="21849" y="960"/>
+                                  <a:ext cx="2273" cy="2273"/>
+                                </a:xfrm>
+                                <a:prstGeom prst="rect">
+                                  <a:avLst/>
+                                </a:prstGeom>
+                                <a:noFill/>
+                                <a:ln>
+                                  <a:noFill/>
+                                </a:ln>
+                              </pic:spPr>
+                            </pic:pic>
+                          </wpg:wgp>
+                        </a:graphicData>
+                      </a:graphic>
+                    </wp:anchor>
+                  </w:drawing>
+                </mc:Choice>
+                <mc:Fallback>
+                  <w:pict>
+                    <v:group id="_x0000_s1026" o:spid="_x0000_s1026" o:spt="203" style="position:absolute;left:0pt;margin-left:-157.95pt;margin-top:-52.3pt;height:103.15pt;width:225pt;z-index:251659264;mso-width-relative:page;mso-height-relative:page;" coordorigin="19087,960" coordsize="5034,2272" o:gfxdata="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">
+                      <o:lock v:ext="edit" aspectratio="f"/>
+                      <v:group id="组合 15" o:spid="_x0000_s1026" o:spt="203" style="position:absolute;left:19087;top:1459;height:714;width:4523;" coordorigin="12357,7666" coordsize="4523,714" o:gfxdata="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">
+                        <o:lock v:ext="edit" aspectratio="f"/>
+                        <v:shape id="图片 59" o:spid="_x0000_s1026" o:spt="75" alt="图片1" type="#_x0000_t75" style="position:absolute;left:12357;top:7738;height:627;width:1468;" filled="f" o:preferrelative="t" stroked="f" coordsize="21600,21600" o:gfxdata="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">
+                          <v:fill on="f" focussize="0,0"/>
+                          <v:stroke on="f"/>
+                          <v:imagedata r:id="rId6" cropleft="5154f" croptop="7731f" cropright="3488f" cropbottom="12500f" grayscale="t" bilevel="t" o:title=""/>
+                          <o:lock v:ext="edit" aspectratio="t"/>
+                        </v:shape>
+                        <v:shape id="图片 14" o:spid="_x0000_s1026" o:spt="75" alt="微信图片_20220215110121" type="#_x0000_t75" style="position:absolute;left:15646;top:7666;height:715;width:1234;" filled="f" o:preferrelative="t" stroked="f" coordsize="21600,21600" o:gfxdata="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">
+                          <v:fill on="f" focussize="0,0"/>
+                          <v:stroke on="f"/>
+                          <v:imagedata r:id="rId7" grayscale="t" bilevel="t" chromakey="#A09D98" o:title=""/>
+                          <o:lock v:ext="edit" aspectratio="t"/>
+                        </v:shape>
+                      </v:group>
+                      <v:shape id="图片 23" o:spid="_x0000_s1026" o:spt="75" type="#_x0000_t75" style="position:absolute;left:21849;top:960;height:2273;width:2273;" filled="f" o:preferrelative="t" stroked="f" coordsize="21600,21600" o:gfxdata="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">
+                        <v:fill on="f" focussize="0,0"/>
+                        <v:stroke on="f"/>
+                        <v:imagedata r:id="rId8" o:title=""/>
+                        <o:lock v:ext="edit" aspectratio="t"/>
+                      </v:shape>
+                    </v:group>
+                  </w:pict>
+                </mc:Fallback>
+              </mc:AlternateContent>
+            </w:r>
             <w:r>
               <w:rPr>
                 <w:rFonts w:ascii="Times New Roman" w:hAnsi="Times New Roman" w:cs="Times New Roman"/>
@@ -2398,7 +2417,7 @@
         <mc:AlternateContent>
           <mc:Choice Requires="wps">
             <w:drawing>
-              <wp:anchor distT="0" distB="0" distL="114300" distR="114300" simplePos="0" relativeHeight="251660288" behindDoc="0" locked="0" layoutInCell="1" allowOverlap="1">
+              <wp:anchor distT="0" distB="0" distL="114300" distR="114300" simplePos="0" relativeHeight="251661312" behindDoc="0" locked="0" layoutInCell="1" allowOverlap="1">
                 <wp:simplePos x="0" y="0"/>
                 <wp:positionH relativeFrom="column">
                   <wp:posOffset>-570865</wp:posOffset>
@@ -2452,7 +2471,7 @@
           </mc:Choice>
           <mc:Fallback>
             <w:pict>
-              <v:line id="_x0000_s1026" o:spid="_x0000_s1026" o:spt="20" style="position:absolute;left:0pt;flip:y;margin-left:-44.95pt;margin-top:2.95pt;height:0.05pt;width:590.65pt;z-index:251660288;mso-width-relative:page;mso-height-relative:page;" filled="f" stroked="t" coordsize="21600,21600" o:gfxdata="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">
+              <v:line id="_x0000_s1026" o:spid="_x0000_s1026" o:spt="20" style="position:absolute;left:0pt;flip:y;margin-left:-44.95pt;margin-top:2.95pt;height:0.05pt;width:590.65pt;z-index:251661312;mso-width-relative:page;mso-height-relative:page;" filled="f" stroked="t" coordsize="21600,21600" o:gfxdata="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">
                 <v:fill on="f" focussize="0,0"/>
                 <v:stroke weight="0.5pt" color="#00B050 [3204]" miterlimit="8" joinstyle="miter"/>
                 <v:imagedata o:title=""/>
@@ -2469,7 +2488,7 @@
           <w:szCs w:val="24"/>
         </w:rPr>
         <w:drawing>
-          <wp:anchor distT="0" distB="0" distL="114935" distR="114935" simplePos="0" relativeHeight="251659264" behindDoc="0" locked="0" layoutInCell="1" allowOverlap="1">
+          <wp:anchor distT="0" distB="0" distL="114935" distR="114935" simplePos="0" relativeHeight="251660288" behindDoc="0" locked="0" layoutInCell="1" allowOverlap="1">
             <wp:simplePos x="0" y="0"/>
             <wp:positionH relativeFrom="column">
               <wp:posOffset>5502910</wp:posOffset>
@@ -2547,6 +2566,8 @@
         </w:rPr>
         <w:t>T.020-32038634</w:t>
       </w:r>
+      <w:bookmarkStart w:id="12" w:name="_GoBack"/>
+      <w:bookmarkEnd w:id="12"/>
     </w:p>
     <w:p>
       <w:pPr>

--- a/WebContent/docx/结直肠癌粪便DNA甲基化检测报告-阴性.docx
+++ b/WebContent/docx/结直肠癌粪便DNA甲基化检测报告-阴性.docx
@@ -13,25 +13,27 @@
           <w:lang w:eastAsia="zh-CN"/>
         </w:rPr>
       </w:pPr>
-      <w:bookmarkStart w:id="0" w:name="_Toc21009_WPSOffice_Level1"/>
-      <w:bookmarkStart w:id="1" w:name="_Toc27500"/>
+      <w:bookmarkStart w:id="0" w:name="_Toc21669"/>
+      <w:bookmarkStart w:id="1" w:name="_Toc13806"/>
       <w:bookmarkStart w:id="2" w:name="_Toc32054"/>
-      <w:bookmarkStart w:id="3" w:name="_Toc30143_WPSOffice_Level1"/>
-      <w:bookmarkStart w:id="4" w:name="_Toc21669"/>
-      <w:bookmarkStart w:id="5" w:name="_Toc14517"/>
-      <w:bookmarkStart w:id="6" w:name="_Toc24397"/>
-      <w:bookmarkStart w:id="7" w:name="_Toc13806"/>
-      <w:bookmarkStart w:id="8" w:name="_Toc24178_WPSOffice_Level1"/>
-      <w:bookmarkStart w:id="9" w:name="_Toc10446"/>
+      <w:bookmarkStart w:id="3" w:name="_Toc21009_WPSOffice_Level1"/>
+      <w:bookmarkStart w:id="4" w:name="_Toc27500"/>
+      <w:bookmarkStart w:id="5" w:name="_Toc30143_WPSOffice_Level1"/>
+      <w:bookmarkStart w:id="6" w:name="_Toc10446"/>
+      <w:bookmarkStart w:id="7" w:name="_Toc14517"/>
+      <w:bookmarkStart w:id="8" w:name="_Toc24397"/>
+      <w:bookmarkStart w:id="9" w:name="_Toc24178_WPSOffice_Level1"/>
       <w:r>
         <w:rPr>
-          <w:rFonts w:ascii="Times New Roman" w:hAnsi="Times New Roman" w:cs="Times New Roman"/>
+          <w:rFonts w:hint="eastAsia" w:ascii="Times New Roman" w:hAnsi="Times New Roman" w:cs="Times New Roman"/>
           <w:sz w:val="36"/>
           <w:szCs w:val="36"/>
           <w:lang w:eastAsia="zh-CN"/>
         </w:rPr>
-        <w:t>粪便DNA甲基化检测结果</w:t>
+        <w:t>结直肠癌粪便DNA甲基化检测报告</w:t>
       </w:r>
+      <w:bookmarkStart w:id="12" w:name="_GoBack"/>
+      <w:bookmarkEnd w:id="12"/>
     </w:p>
     <w:p>
       <w:pPr>
@@ -1700,9 +1702,7 @@
     <w:bookmarkEnd w:id="11"/>
     <w:p>
       <w:pPr>
-        <w:jc w:val="both"/>
         <w:rPr>
-          <w:sz w:val="24"/>
           <w:lang w:eastAsia="zh-CN"/>
         </w:rPr>
       </w:pPr>
@@ -1711,7 +1711,7 @@
       <w:tblPr>
         <w:tblStyle w:val="33"/>
         <w:tblW w:w="6772" w:type="dxa"/>
-        <w:tblInd w:w="0" w:type="dxa"/>
+        <w:jc w:val="right"/>
         <w:tblLayout w:type="fixed"/>
         <w:tblCellMar>
           <w:top w:w="0" w:type="dxa"/>
@@ -1737,6 +1737,7 @@
         </w:tblPrEx>
         <w:trPr>
           <w:trHeight w:val="441" w:hRule="exact"/>
+          <w:jc w:val="right"/>
         </w:trPr>
         <w:tc>
           <w:tcPr>
@@ -1786,7 +1787,74 @@
             </w:pPr>
             <w:r>
               <w:rPr>
+                <w:rFonts w:hint="eastAsia" w:ascii="Times New Roman" w:hAnsi="Times New Roman" w:cs="Times New Roman"/>
+                <w:b/>
                 <w:sz w:val="24"/>
+                <w:szCs w:val="24"/>
+              </w:rPr>
+              <w:t>易佳丽</w:t>
+            </w:r>
+          </w:p>
+        </w:tc>
+        <w:tc>
+          <w:tcPr>
+            <w:tcW w:w="1166" w:type="dxa"/>
+            <w:vAlign w:val="center"/>
+          </w:tcPr>
+          <w:p>
+            <w:pPr>
+              <w:pStyle w:val="22"/>
+              <w:spacing w:before="13"/>
+              <w:jc w:val="both"/>
+              <w:rPr>
+                <w:rFonts w:ascii="Times New Roman" w:hAnsi="Times New Roman" w:cs="Times New Roman"/>
+                <w:b/>
+                <w:sz w:val="24"/>
+                <w:szCs w:val="24"/>
+              </w:rPr>
+            </w:pPr>
+            <w:r>
+              <w:rPr>
+                <w:rFonts w:ascii="Times New Roman" w:hAnsi="Times New Roman" w:cs="Times New Roman"/>
+                <w:b/>
+                <w:sz w:val="24"/>
+                <w:szCs w:val="24"/>
+              </w:rPr>
+              <w:t>复核人</w:t>
+            </w:r>
+            <w:r>
+              <w:rPr>
+                <w:rFonts w:ascii="Times New Roman" w:hAnsi="Times New Roman" w:cs="Times New Roman"/>
+                <w:b/>
+                <w:sz w:val="24"/>
+                <w:szCs w:val="24"/>
+                <w:lang w:eastAsia="zh-CN"/>
+              </w:rPr>
+              <w:t>：</w:t>
+            </w:r>
+          </w:p>
+        </w:tc>
+        <w:tc>
+          <w:tcPr>
+            <w:tcW w:w="2294" w:type="dxa"/>
+            <w:vAlign w:val="center"/>
+          </w:tcPr>
+          <w:p>
+            <w:pPr>
+              <w:pStyle w:val="22"/>
+              <w:spacing w:before="13"/>
+              <w:ind w:right="15"/>
+              <w:jc w:val="both"/>
+              <w:rPr>
+                <w:rFonts w:ascii="Times New Roman" w:hAnsi="Times New Roman" w:cs="Times New Roman"/>
+                <w:b/>
+                <w:sz w:val="24"/>
+                <w:szCs w:val="24"/>
+              </w:rPr>
+            </w:pPr>
+            <w:r>
+              <w:rPr>
+                <w:sz w:val="22"/>
               </w:rPr>
               <mc:AlternateContent>
                 <mc:Choice Requires="wpg">
@@ -1794,13 +1862,13 @@
                     <wp:anchor distT="0" distB="0" distL="114300" distR="114300" simplePos="0" relativeHeight="251662336" behindDoc="0" locked="0" layoutInCell="1" allowOverlap="1">
                       <wp:simplePos x="0" y="0"/>
                       <wp:positionH relativeFrom="column">
-                        <wp:posOffset>29845</wp:posOffset>
+                        <wp:posOffset>-413385</wp:posOffset>
                       </wp:positionH>
                       <wp:positionV relativeFrom="paragraph">
-                        <wp:posOffset>-447040</wp:posOffset>
+                        <wp:posOffset>-485775</wp:posOffset>
                       </wp:positionV>
-                      <wp:extent cx="3105785" cy="1310640"/>
-                      <wp:effectExtent l="0" t="0" r="3175" b="0"/>
+                      <wp:extent cx="1443355" cy="1443355"/>
+                      <wp:effectExtent l="0" t="0" r="4445" b="4445"/>
                       <wp:wrapNone/>
                       <wp:docPr id="3" name="组合 3"/>
                       <wp:cNvGraphicFramePr/>
@@ -1811,47 +1879,20 @@
                             <wpg:grpSpPr>
                               <a:xfrm>
                                 <a:off x="0" y="0"/>
-                                <a:ext cx="3105785" cy="1310640"/>
-                                <a:chOff x="10881" y="9726"/>
-                                <a:chExt cx="4891" cy="2064"/>
+                                <a:ext cx="1443355" cy="1443355"/>
+                                <a:chOff x="21754" y="18842"/>
+                                <a:chExt cx="2273" cy="2273"/>
                               </a:xfrm>
                             </wpg:grpSpPr>
                             <pic:pic xmlns:pic="http://schemas.openxmlformats.org/drawingml/2006/picture">
                               <pic:nvPicPr>
-                                <pic:cNvPr id="22" name="图片 59" descr="图片1"/>
-                                <pic:cNvPicPr>
-                                  <a:picLocks noChangeAspect="1"/>
-                                </pic:cNvPicPr>
-                              </pic:nvPicPr>
-                              <pic:blipFill>
-                                <a:blip r:embed="rId6">
-                                  <a:biLevel thresh="50000"/>
-                                </a:blip>
-                                <a:srcRect l="7865" t="11797" r="5322" b="19074"/>
-                                <a:stretch>
-                                  <a:fillRect/>
-                                </a:stretch>
-                              </pic:blipFill>
-                              <pic:spPr>
-                                <a:xfrm>
-                                  <a:off x="10881" y="10343"/>
-                                  <a:ext cx="1312" cy="569"/>
-                                </a:xfrm>
-                                <a:prstGeom prst="rect">
-                                  <a:avLst/>
-                                </a:prstGeom>
-                                <a:noFill/>
-                              </pic:spPr>
-                            </pic:pic>
-                            <pic:pic xmlns:pic="http://schemas.openxmlformats.org/drawingml/2006/picture">
-                              <pic:nvPicPr>
-                                <pic:cNvPr id="24" name="图片 23"/>
+                                <pic:cNvPr id="21" name="图片 25"/>
                                 <pic:cNvPicPr>
                                   <a:picLocks noChangeAspect="1" noChangeArrowheads="1"/>
                                 </pic:cNvPicPr>
                               </pic:nvPicPr>
                               <pic:blipFill>
-                                <a:blip r:embed="rId7">
+                                <a:blip r:embed="rId6">
                                   <a:extLst>
                                     <a:ext uri="{28A0092B-C50C-407E-A947-70E740481C1C}">
                                       <a14:useLocalDpi xmlns:a14="http://schemas.microsoft.com/office/drawing/2010/main" val="0"/>
@@ -1865,8 +1906,8 @@
                               </pic:blipFill>
                               <pic:spPr>
                                 <a:xfrm>
-                                  <a:off x="13740" y="9726"/>
-                                  <a:ext cx="2032" cy="2064"/>
+                                  <a:off x="21754" y="18842"/>
+                                  <a:ext cx="2273" cy="2273"/>
                                 </a:xfrm>
                                 <a:prstGeom prst="rect">
                                   <a:avLst/>
@@ -1879,13 +1920,13 @@
                             </pic:pic>
                             <pic:pic xmlns:pic="http://schemas.openxmlformats.org/drawingml/2006/picture">
                               <pic:nvPicPr>
-                                <pic:cNvPr id="110" name="图片 29" descr="IMG_256"/>
+                                <pic:cNvPr id="12" name="图片 4" descr="王建丽"/>
                                 <pic:cNvPicPr>
                                   <a:picLocks noChangeAspect="1"/>
                                 </pic:cNvPicPr>
                               </pic:nvPicPr>
                               <pic:blipFill>
-                                <a:blip r:embed="rId8">
+                                <a:blip r:embed="rId7">
                                   <a:clrChange>
                                     <a:clrFrom>
                                       <a:srgbClr val="FFFFFF">
@@ -1906,16 +1947,12 @@
                               </pic:blipFill>
                               <pic:spPr>
                                 <a:xfrm>
-                                  <a:off x="14198" y="10310"/>
-                                  <a:ext cx="975" cy="570"/>
+                                  <a:off x="22261" y="19395"/>
+                                  <a:ext cx="1258" cy="713"/>
                                 </a:xfrm>
                                 <a:prstGeom prst="rect">
                                   <a:avLst/>
                                 </a:prstGeom>
-                                <a:noFill/>
-                                <a:ln w="9525">
-                                  <a:noFill/>
-                                </a:ln>
                               </pic:spPr>
                             </pic:pic>
                           </wpg:wgp>
@@ -1926,24 +1963,18 @@
                 </mc:Choice>
                 <mc:Fallback>
                   <w:pict>
-                    <v:group id="_x0000_s1026" o:spid="_x0000_s1026" o:spt="203" style="position:absolute;left:0pt;margin-left:2.35pt;margin-top:-35.2pt;height:103.2pt;width:244.55pt;z-index:251662336;mso-width-relative:page;mso-height-relative:page;" coordorigin="10881,9726" coordsize="4891,2064" o:gfxdata="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">
+                    <v:group id="_x0000_s1026" o:spid="_x0000_s1026" o:spt="203" style="position:absolute;left:0pt;margin-left:-32.55pt;margin-top:-38.25pt;height:113.65pt;width:113.65pt;z-index:251662336;mso-width-relative:page;mso-height-relative:page;" coordorigin="21754,18842" coordsize="2273,2273" o:gfxdata="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">
                       <o:lock v:ext="edit" aspectratio="f"/>
-                      <v:shape id="图片 59" o:spid="_x0000_s1026" o:spt="75" alt="图片1" type="#_x0000_t75" style="position:absolute;left:10881;top:10343;height:569;width:1312;" filled="f" o:preferrelative="t" stroked="f" coordsize="21600,21600" o:gfxdata="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">
+                      <v:shape id="图片 25" o:spid="_x0000_s1026" o:spt="75" type="#_x0000_t75" style="position:absolute;left:21754;top:18842;height:2273;width:2273;" filled="f" o:preferrelative="t" stroked="f" coordsize="21600,21600" o:gfxdata="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">
                         <v:fill on="f" focussize="0,0"/>
                         <v:stroke on="f"/>
-                        <v:imagedata r:id="rId6" cropleft="5154f" croptop="7731f" cropright="3488f" cropbottom="12500f" grayscale="t" bilevel="t" o:title=""/>
+                        <v:imagedata r:id="rId6" o:title=""/>
                         <o:lock v:ext="edit" aspectratio="t"/>
                       </v:shape>
-                      <v:shape id="图片 23" o:spid="_x0000_s1026" o:spt="75" type="#_x0000_t75" style="position:absolute;left:13740;top:9726;height:2064;width:2032;" filled="f" o:preferrelative="t" stroked="f" coordsize="21600,21600" o:gfxdata="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">
+                      <v:shape id="图片 4" o:spid="_x0000_s1026" o:spt="75" alt="王建丽" type="#_x0000_t75" style="position:absolute;left:22261;top:19395;height:713;width:1258;" filled="f" o:preferrelative="t" stroked="f" coordsize="21600,21600" o:gfxdata="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">
                         <v:fill on="f" focussize="0,0"/>
                         <v:stroke on="f"/>
-                        <v:imagedata r:id="rId7" o:title=""/>
-                        <o:lock v:ext="edit" aspectratio="t"/>
-                      </v:shape>
-                      <v:shape id="图片 29" o:spid="_x0000_s1026" o:spt="75" alt="IMG_256" type="#_x0000_t75" style="position:absolute;left:14198;top:10310;height:570;width:975;" filled="f" o:preferrelative="t" stroked="f" coordsize="21600,21600" o:gfxdata="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">
-                        <v:fill on="f" focussize="0,0"/>
-                        <v:stroke on="f"/>
-                        <v:imagedata r:id="rId8" chromakey="#FFFFFF" o:title=""/>
+                        <v:imagedata r:id="rId7" chromakey="#FFFFFF" o:title=""/>
                         <o:lock v:ext="edit" aspectratio="t"/>
                       </v:shape>
                     </v:group>
@@ -1951,64 +1982,6 @@
                 </mc:Fallback>
               </mc:AlternateContent>
             </w:r>
-          </w:p>
-        </w:tc>
-        <w:tc>
-          <w:tcPr>
-            <w:tcW w:w="1166" w:type="dxa"/>
-            <w:vAlign w:val="center"/>
-          </w:tcPr>
-          <w:p>
-            <w:pPr>
-              <w:pStyle w:val="22"/>
-              <w:spacing w:before="13"/>
-              <w:jc w:val="both"/>
-              <w:rPr>
-                <w:rFonts w:ascii="Times New Roman" w:hAnsi="Times New Roman" w:cs="Times New Roman"/>
-                <w:b/>
-                <w:sz w:val="24"/>
-                <w:szCs w:val="24"/>
-              </w:rPr>
-            </w:pPr>
-            <w:r>
-              <w:rPr>
-                <w:rFonts w:ascii="Times New Roman" w:hAnsi="Times New Roman" w:cs="Times New Roman"/>
-                <w:b/>
-                <w:sz w:val="24"/>
-                <w:szCs w:val="24"/>
-              </w:rPr>
-              <w:t>复核人</w:t>
-            </w:r>
-            <w:r>
-              <w:rPr>
-                <w:rFonts w:ascii="Times New Roman" w:hAnsi="Times New Roman" w:cs="Times New Roman"/>
-                <w:b/>
-                <w:sz w:val="24"/>
-                <w:szCs w:val="24"/>
-                <w:lang w:eastAsia="zh-CN"/>
-              </w:rPr>
-              <w:t>：</w:t>
-            </w:r>
-          </w:p>
-        </w:tc>
-        <w:tc>
-          <w:tcPr>
-            <w:tcW w:w="2294" w:type="dxa"/>
-            <w:vAlign w:val="center"/>
-          </w:tcPr>
-          <w:p>
-            <w:pPr>
-              <w:pStyle w:val="22"/>
-              <w:spacing w:before="13"/>
-              <w:ind w:right="15"/>
-              <w:jc w:val="both"/>
-              <w:rPr>
-                <w:rFonts w:ascii="Times New Roman" w:hAnsi="Times New Roman" w:cs="Times New Roman"/>
-                <w:b/>
-                <w:sz w:val="24"/>
-                <w:szCs w:val="24"/>
-              </w:rPr>
-            </w:pPr>
           </w:p>
         </w:tc>
       </w:tr>
@@ -2023,6 +1996,7 @@
         </w:tblPrEx>
         <w:trPr>
           <w:trHeight w:val="457" w:hRule="exact"/>
+          <w:jc w:val="right"/>
         </w:trPr>
         <w:tc>
           <w:tcPr>
@@ -2178,18 +2152,6 @@
         </w:tc>
       </w:tr>
     </w:tbl>
-    <w:p>
-      <w:pPr>
-        <w:ind w:firstLine="1891" w:firstLineChars="900"/>
-        <w:rPr>
-          <w:rFonts w:ascii="Times New Roman" w:hAnsi="Times New Roman" w:eastAsia="微软雅黑" w:cs="Times New Roman"/>
-          <w:b/>
-          <w:sz w:val="21"/>
-          <w:szCs w:val="21"/>
-          <w:lang w:eastAsia="zh-CN"/>
-        </w:rPr>
-      </w:pPr>
-    </w:p>
     <w:p>
       <w:pPr>
         <w:rPr>
@@ -2494,7 +2456,7 @@
                     </pic:cNvPicPr>
                   </pic:nvPicPr>
                   <pic:blipFill>
-                    <a:blip r:embed="rId9"/>
+                    <a:blip r:embed="rId8"/>
                     <a:stretch>
                       <a:fillRect/>
                     </a:stretch>

--- a/WebContent/docx/结直肠癌粪便DNA甲基化检测报告-阴性.docx
+++ b/WebContent/docx/结直肠癌粪便DNA甲基化检测报告-阴性.docx
@@ -13,16 +13,16 @@
           <w:lang w:eastAsia="zh-CN"/>
         </w:rPr>
       </w:pPr>
-      <w:bookmarkStart w:id="0" w:name="_Toc21669"/>
-      <w:bookmarkStart w:id="1" w:name="_Toc13806"/>
-      <w:bookmarkStart w:id="2" w:name="_Toc32054"/>
-      <w:bookmarkStart w:id="3" w:name="_Toc21009_WPSOffice_Level1"/>
-      <w:bookmarkStart w:id="4" w:name="_Toc27500"/>
-      <w:bookmarkStart w:id="5" w:name="_Toc30143_WPSOffice_Level1"/>
-      <w:bookmarkStart w:id="6" w:name="_Toc10446"/>
-      <w:bookmarkStart w:id="7" w:name="_Toc14517"/>
-      <w:bookmarkStart w:id="8" w:name="_Toc24397"/>
-      <w:bookmarkStart w:id="9" w:name="_Toc24178_WPSOffice_Level1"/>
+      <w:bookmarkStart w:id="0" w:name="_Toc24178_WPSOffice_Level1"/>
+      <w:bookmarkStart w:id="1" w:name="_Toc24397"/>
+      <w:bookmarkStart w:id="2" w:name="_Toc13806"/>
+      <w:bookmarkStart w:id="3" w:name="_Toc21669"/>
+      <w:bookmarkStart w:id="4" w:name="_Toc32054"/>
+      <w:bookmarkStart w:id="5" w:name="_Toc14517"/>
+      <w:bookmarkStart w:id="6" w:name="_Toc30143_WPSOffice_Level1"/>
+      <w:bookmarkStart w:id="7" w:name="_Toc10446"/>
+      <w:bookmarkStart w:id="8" w:name="_Toc21009_WPSOffice_Level1"/>
+      <w:bookmarkStart w:id="9" w:name="_Toc27500"/>
       <w:r>
         <w:rPr>
           <w:rFonts w:hint="eastAsia" w:ascii="Times New Roman" w:hAnsi="Times New Roman" w:cs="Times New Roman"/>
@@ -32,8 +32,6 @@
         </w:rPr>
         <w:t>结直肠癌粪便DNA甲基化检测报告</w:t>
       </w:r>
-      <w:bookmarkStart w:id="12" w:name="_GoBack"/>
-      <w:bookmarkEnd w:id="12"/>
     </w:p>
     <w:p>
       <w:pPr>
@@ -71,7 +69,7 @@
           <w:szCs w:val="20"/>
         </w:rPr>
         <w:drawing>
-          <wp:anchor distT="0" distB="0" distL="0" distR="0" simplePos="0" relativeHeight="251661312" behindDoc="1" locked="0" layoutInCell="1" allowOverlap="1">
+          <wp:anchor distT="0" distB="0" distL="0" distR="0" simplePos="0" relativeHeight="251659264" behindDoc="1" locked="0" layoutInCell="1" allowOverlap="1">
             <wp:simplePos x="0" y="0"/>
             <wp:positionH relativeFrom="column">
               <wp:posOffset>4895850</wp:posOffset>
@@ -1859,7 +1857,7 @@
               <mc:AlternateContent>
                 <mc:Choice Requires="wpg">
                   <w:drawing>
-                    <wp:anchor distT="0" distB="0" distL="114300" distR="114300" simplePos="0" relativeHeight="251662336" behindDoc="0" locked="0" layoutInCell="1" allowOverlap="1">
+                    <wp:anchor distT="0" distB="0" distL="114300" distR="114300" simplePos="0" relativeHeight="251660288" behindDoc="0" locked="0" layoutInCell="1" allowOverlap="1">
                       <wp:simplePos x="0" y="0"/>
                       <wp:positionH relativeFrom="column">
                         <wp:posOffset>-413385</wp:posOffset>
@@ -1963,7 +1961,7 @@
                 </mc:Choice>
                 <mc:Fallback>
                   <w:pict>
-                    <v:group id="_x0000_s1026" o:spid="_x0000_s1026" o:spt="203" style="position:absolute;left:0pt;margin-left:-32.55pt;margin-top:-38.25pt;height:113.65pt;width:113.65pt;z-index:251662336;mso-width-relative:page;mso-height-relative:page;" coordorigin="21754,18842" coordsize="2273,2273" o:gfxdata="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">
+                    <v:group id="_x0000_s1026" o:spid="_x0000_s1026" o:spt="203" style="position:absolute;left:0pt;margin-left:-32.55pt;margin-top:-38.25pt;height:113.65pt;width:113.65pt;z-index:251660288;mso-width-relative:page;mso-height-relative:page;" coordorigin="21754,18842" coordsize="2273,2273" o:gfxdata="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">
                       <o:lock v:ext="edit" aspectratio="f"/>
                       <v:shape id="图片 25" o:spid="_x0000_s1026" o:spt="75" type="#_x0000_t75" style="position:absolute;left:21754;top:18842;height:2273;width:2273;" filled="f" o:preferrelative="t" stroked="f" coordsize="21600,21600" o:gfxdata="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">
                         <v:fill on="f" focussize="0,0"/>
@@ -2275,17 +2273,6 @@
       <w:pPr>
         <w:rPr>
           <w:rFonts w:ascii="Times New Roman" w:hAnsi="Times New Roman" w:eastAsia="微软雅黑" w:cs="Times New Roman"/>
-          <w:b/>
-          <w:sz w:val="21"/>
-          <w:szCs w:val="21"/>
-          <w:lang w:eastAsia="zh-CN"/>
-        </w:rPr>
-      </w:pPr>
-    </w:p>
-    <w:p>
-      <w:pPr>
-        <w:rPr>
-          <w:rFonts w:ascii="Times New Roman" w:hAnsi="Times New Roman" w:eastAsia="微软雅黑" w:cs="Times New Roman"/>
           <w:bCs/>
           <w:sz w:val="21"/>
           <w:szCs w:val="21"/>
@@ -2320,7 +2307,19 @@
           <w:szCs w:val="21"/>
           <w:lang w:eastAsia="zh-CN"/>
         </w:rPr>
-        <w:t>，检测结果可能受样本收集、储存方式及个体因素如年龄或其他疾病等影响，此结果不能作为确诊的最终依据，尚需接受医生诊察和相关进一步检查，以明确诊断。若对报告结果有疑问，请在自报告日期起的</w:t>
+        <w:t>，检测结果可能受样本收集、储存方式及个体因</w:t>
+      </w:r>
+      <w:bookmarkStart w:id="12" w:name="_GoBack"/>
+      <w:bookmarkEnd w:id="12"/>
+      <w:r>
+        <w:rPr>
+          <w:rFonts w:ascii="Times New Roman" w:hAnsi="Times New Roman" w:eastAsia="微软雅黑" w:cs="Times New Roman"/>
+          <w:bCs/>
+          <w:sz w:val="21"/>
+          <w:szCs w:val="21"/>
+          <w:lang w:eastAsia="zh-CN"/>
+        </w:rPr>
+        <w:t>素如年龄或其他疾病等影响，此结果不能作为确诊的最终依据，尚需接受医生诊察和相关进一步检查，以明确诊断。若对报告结果有疑问，请在自报告日期起的</w:t>
       </w:r>
       <w:r>
         <w:rPr>
@@ -2342,17 +2341,6 @@
         </w:rPr>
         <w:t>天内提出复检申请，逾期不再受理复检。</w:t>
       </w:r>
-    </w:p>
-    <w:p>
-      <w:pPr>
-        <w:spacing w:before="120" w:beforeLines="50"/>
-        <w:rPr>
-          <w:rFonts w:ascii="Times New Roman" w:hAnsi="Times New Roman" w:eastAsia="等线" w:cs="Times New Roman"/>
-          <w:sz w:val="21"/>
-          <w:szCs w:val="20"/>
-          <w:lang w:eastAsia="zh-CN"/>
-        </w:rPr>
-      </w:pPr>
       <w:r>
         <w:rPr>
           <w:sz w:val="21"/>
@@ -2360,13 +2348,13 @@
         <mc:AlternateContent>
           <mc:Choice Requires="wps">
             <w:drawing>
-              <wp:anchor distT="0" distB="0" distL="114300" distR="114300" simplePos="0" relativeHeight="251660288" behindDoc="0" locked="0" layoutInCell="1" allowOverlap="1">
+              <wp:anchor distT="0" distB="0" distL="114300" distR="114300" simplePos="0" relativeHeight="251661312" behindDoc="0" locked="0" layoutInCell="1" allowOverlap="1">
                 <wp:simplePos x="0" y="0"/>
                 <wp:positionH relativeFrom="column">
-                  <wp:posOffset>-570865</wp:posOffset>
+                  <wp:posOffset>-616585</wp:posOffset>
                 </wp:positionH>
                 <wp:positionV relativeFrom="paragraph">
-                  <wp:posOffset>37465</wp:posOffset>
+                  <wp:posOffset>978535</wp:posOffset>
                 </wp:positionV>
                 <wp:extent cx="7501255" cy="635"/>
                 <wp:effectExtent l="0" t="0" r="0" b="0"/>
@@ -2379,7 +2367,7 @@
                       <wps:cNvCnPr/>
                       <wps:spPr>
                         <a:xfrm flipV="1">
-                          <a:off x="74930" y="9265285"/>
+                          <a:off x="0" y="0"/>
                           <a:ext cx="7501255" cy="635"/>
                         </a:xfrm>
                         <a:prstGeom prst="line">
@@ -2414,7 +2402,7 @@
           </mc:Choice>
           <mc:Fallback>
             <w:pict>
-              <v:line id="_x0000_s1026" o:spid="_x0000_s1026" o:spt="20" style="position:absolute;left:0pt;flip:y;margin-left:-44.95pt;margin-top:2.95pt;height:0.05pt;width:590.65pt;z-index:251660288;mso-width-relative:page;mso-height-relative:page;" filled="f" stroked="t" coordsize="21600,21600" o:gfxdata="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">
+              <v:line id="_x0000_s1026" o:spid="_x0000_s1026" o:spt="20" style="position:absolute;left:0pt;flip:y;margin-left:-48.55pt;margin-top:77.05pt;height:0.05pt;width:590.65pt;z-index:251661312;mso-width-relative:page;mso-height-relative:page;" filled="f" stroked="t" coordsize="21600,21600" o:gfxdata="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">
                 <v:fill on="f" focussize="0,0"/>
                 <v:stroke weight="0.5pt" color="#00B050 [3204]" miterlimit="8" joinstyle="miter"/>
                 <v:imagedata o:title=""/>
@@ -2424,92 +2412,349 @@
           </mc:Fallback>
         </mc:AlternateContent>
       </w:r>
-      <w:r>
-        <w:rPr>
-          <w:rFonts w:ascii="Times New Roman" w:hAnsi="Times New Roman" w:cs="Times New Roman"/>
-          <w:sz w:val="24"/>
-          <w:szCs w:val="24"/>
-        </w:rPr>
-        <w:drawing>
-          <wp:anchor distT="0" distB="0" distL="114935" distR="114935" simplePos="0" relativeHeight="251659264" behindDoc="0" locked="0" layoutInCell="1" allowOverlap="1">
-            <wp:simplePos x="0" y="0"/>
-            <wp:positionH relativeFrom="column">
-              <wp:posOffset>5502910</wp:posOffset>
-            </wp:positionH>
-            <wp:positionV relativeFrom="paragraph">
-              <wp:posOffset>146050</wp:posOffset>
-            </wp:positionV>
-            <wp:extent cx="566420" cy="566420"/>
-            <wp:effectExtent l="0" t="0" r="5080" b="5080"/>
-            <wp:wrapNone/>
-            <wp:docPr id="11" name="图片 3" descr="IMG_256"/>
-            <wp:cNvGraphicFramePr>
-              <a:graphicFrameLocks xmlns:a="http://schemas.openxmlformats.org/drawingml/2006/main" noChangeAspect="1"/>
-            </wp:cNvGraphicFramePr>
-            <a:graphic xmlns:a="http://schemas.openxmlformats.org/drawingml/2006/main">
-              <a:graphicData uri="http://schemas.openxmlformats.org/drawingml/2006/picture">
-                <pic:pic xmlns:pic="http://schemas.openxmlformats.org/drawingml/2006/picture">
-                  <pic:nvPicPr>
-                    <pic:cNvPr id="11" name="图片 3" descr="IMG_256"/>
-                    <pic:cNvPicPr>
-                      <a:picLocks noChangeAspect="1"/>
-                    </pic:cNvPicPr>
-                  </pic:nvPicPr>
-                  <pic:blipFill>
-                    <a:blip r:embed="rId8"/>
-                    <a:stretch>
-                      <a:fillRect/>
-                    </a:stretch>
-                  </pic:blipFill>
-                  <pic:spPr>
-                    <a:xfrm>
-                      <a:off x="0" y="0"/>
-                      <a:ext cx="566420" cy="566420"/>
-                    </a:xfrm>
-                    <a:prstGeom prst="rect">
-                      <a:avLst/>
-                    </a:prstGeom>
-                    <a:noFill/>
-                    <a:ln w="9525">
-                      <a:noFill/>
-                    </a:ln>
-                  </pic:spPr>
-                </pic:pic>
-              </a:graphicData>
-            </a:graphic>
-          </wp:anchor>
-        </w:drawing>
-      </w:r>
-      <w:r>
-        <w:rPr>
-          <w:rFonts w:hint="eastAsia" w:ascii="Times New Roman" w:hAnsi="Times New Roman" w:eastAsia="微软雅黑" w:cs="Times New Roman"/>
-          <w:sz w:val="21"/>
-          <w:szCs w:val="20"/>
-          <w:lang w:eastAsia="zh-CN"/>
-        </w:rPr>
-        <w:t xml:space="preserve">天津诺禾医学检验实验室        </w:t>
-      </w:r>
-      <w:r>
-        <w:rPr>
-          <w:rFonts w:hint="eastAsia" w:ascii="Times New Roman" w:hAnsi="Times New Roman" w:eastAsia="微软雅黑" w:cs="Times New Roman"/>
-          <w:b/>
-          <w:bCs/>
-          <w:sz w:val="21"/>
-          <w:szCs w:val="20"/>
-          <w:lang w:eastAsia="zh-CN"/>
-        </w:rPr>
-        <w:t xml:space="preserve"> </w:t>
-      </w:r>
-      <w:r>
-        <w:rPr>
-          <w:rFonts w:ascii="Times New Roman" w:hAnsi="Times New Roman" w:eastAsia="微软雅黑" w:cs="Times New Roman"/>
-          <w:sz w:val="21"/>
-          <w:szCs w:val="20"/>
-          <w:lang w:eastAsia="zh-CN"/>
-        </w:rPr>
-        <w:t>T.020-32038634</w:t>
-      </w:r>
     </w:p>
+    <w:tbl>
+      <w:tblPr>
+        <w:tblStyle w:val="17"/>
+        <w:tblpPr w:leftFromText="180" w:rightFromText="180" w:vertAnchor="text" w:horzAnchor="page" w:tblpX="1055" w:tblpY="147"/>
+        <w:tblOverlap w:val="never"/>
+        <w:tblW w:w="0" w:type="auto"/>
+        <w:tblInd w:w="0" w:type="dxa"/>
+        <w:tblBorders>
+          <w:top w:val="none" w:color="auto" w:sz="0" w:space="0"/>
+          <w:left w:val="none" w:color="auto" w:sz="0" w:space="0"/>
+          <w:bottom w:val="none" w:color="auto" w:sz="0" w:space="0"/>
+          <w:right w:val="none" w:color="auto" w:sz="0" w:space="0"/>
+          <w:insideH w:val="none" w:color="auto" w:sz="0" w:space="0"/>
+          <w:insideV w:val="none" w:color="auto" w:sz="0" w:space="0"/>
+        </w:tblBorders>
+        <w:tblLayout w:type="fixed"/>
+        <w:tblCellMar>
+          <w:top w:w="0" w:type="dxa"/>
+          <w:left w:w="108" w:type="dxa"/>
+          <w:bottom w:w="0" w:type="dxa"/>
+          <w:right w:w="108" w:type="dxa"/>
+        </w:tblCellMar>
+      </w:tblPr>
+      <w:tblGrid>
+        <w:gridCol w:w="6821"/>
+        <w:gridCol w:w="1134"/>
+        <w:gridCol w:w="1134"/>
+      </w:tblGrid>
+      <w:tr>
+        <w:tblPrEx>
+          <w:tblBorders>
+            <w:top w:val="none" w:color="auto" w:sz="0" w:space="0"/>
+            <w:left w:val="none" w:color="auto" w:sz="0" w:space="0"/>
+            <w:bottom w:val="none" w:color="auto" w:sz="0" w:space="0"/>
+            <w:right w:val="none" w:color="auto" w:sz="0" w:space="0"/>
+            <w:insideH w:val="none" w:color="auto" w:sz="0" w:space="0"/>
+            <w:insideV w:val="none" w:color="auto" w:sz="0" w:space="0"/>
+          </w:tblBorders>
+          <w:tblCellMar>
+            <w:top w:w="0" w:type="dxa"/>
+            <w:left w:w="108" w:type="dxa"/>
+            <w:bottom w:w="0" w:type="dxa"/>
+            <w:right w:w="108" w:type="dxa"/>
+          </w:tblCellMar>
+        </w:tblPrEx>
+        <w:trPr>
+          <w:trHeight w:val="1020" w:hRule="atLeast"/>
+        </w:trPr>
+        <w:tc>
+          <w:tcPr>
+            <w:tcW w:w="6821" w:type="dxa"/>
+            <w:vAlign w:val="center"/>
+          </w:tcPr>
+          <w:p>
+            <w:pPr>
+              <w:spacing w:before="120" w:beforeLines="50"/>
+              <w:jc w:val="both"/>
+              <w:rPr>
+                <w:rFonts w:ascii="Times New Roman" w:hAnsi="Times New Roman" w:eastAsia="等线" w:cs="Times New Roman"/>
+                <w:sz w:val="21"/>
+                <w:szCs w:val="20"/>
+                <w:lang w:eastAsia="zh-CN"/>
+              </w:rPr>
+            </w:pPr>
+            <w:r>
+              <w:rPr>
+                <w:rFonts w:hint="eastAsia" w:ascii="Times New Roman" w:hAnsi="Times New Roman" w:eastAsia="微软雅黑" w:cs="Times New Roman"/>
+                <w:sz w:val="21"/>
+                <w:szCs w:val="20"/>
+                <w:lang w:eastAsia="zh-CN"/>
+              </w:rPr>
+              <w:t xml:space="preserve">天津诺禾医学检验实验室        </w:t>
+            </w:r>
+            <w:r>
+              <w:rPr>
+                <w:rFonts w:hint="eastAsia" w:ascii="Times New Roman" w:hAnsi="Times New Roman" w:eastAsia="微软雅黑" w:cs="Times New Roman"/>
+                <w:b/>
+                <w:bCs/>
+                <w:sz w:val="21"/>
+                <w:szCs w:val="20"/>
+                <w:lang w:eastAsia="zh-CN"/>
+              </w:rPr>
+              <w:t xml:space="preserve"> </w:t>
+            </w:r>
+            <w:r>
+              <w:rPr>
+                <w:rFonts w:ascii="Times New Roman" w:hAnsi="Times New Roman" w:eastAsia="微软雅黑" w:cs="Times New Roman"/>
+                <w:sz w:val="21"/>
+                <w:szCs w:val="20"/>
+                <w:lang w:eastAsia="zh-CN"/>
+              </w:rPr>
+              <w:t>T.020-32038634</w:t>
+            </w:r>
+          </w:p>
+          <w:p>
+            <w:pPr>
+              <w:pStyle w:val="15"/>
+              <w:widowControl/>
+              <w:jc w:val="both"/>
+              <w:rPr>
+                <w:rFonts w:hint="eastAsia" w:ascii="Times New Roman" w:hAnsi="Times New Roman" w:eastAsia="微软雅黑" w:cs="Times New Roman"/>
+                <w:sz w:val="21"/>
+                <w:szCs w:val="20"/>
+                <w:vertAlign w:val="baseline"/>
+                <w:lang w:eastAsia="zh-CN"/>
+              </w:rPr>
+            </w:pPr>
+            <w:r>
+              <w:rPr>
+                <w:rFonts w:hint="eastAsia" w:ascii="Times New Roman" w:hAnsi="Times New Roman" w:eastAsia="微软雅黑" w:cs="Times New Roman"/>
+                <w:sz w:val="21"/>
+                <w:szCs w:val="20"/>
+                <w:lang w:eastAsia="zh-CN"/>
+              </w:rPr>
+              <w:t>天津市武清区创业总部基地 B07</w:t>
+            </w:r>
+          </w:p>
+        </w:tc>
+        <w:tc>
+          <w:tcPr>
+            <w:tcW w:w="1134" w:type="dxa"/>
+            <w:vAlign w:val="top"/>
+          </w:tcPr>
+          <w:p>
+            <w:pPr>
+              <w:pStyle w:val="15"/>
+              <w:keepNext w:val="0"/>
+              <w:keepLines w:val="0"/>
+              <w:pageBreakBefore w:val="0"/>
+              <w:widowControl/>
+              <w:kinsoku/>
+              <w:wordWrap/>
+              <w:overflowPunct/>
+              <w:topLinePunct w:val="0"/>
+              <w:autoSpaceDE/>
+              <w:autoSpaceDN/>
+              <w:bidi w:val="0"/>
+              <w:adjustRightInd/>
+              <w:snapToGrid/>
+              <w:spacing w:before="95" w:beforeLines="30"/>
+              <w:jc w:val="both"/>
+              <w:textAlignment w:val="auto"/>
+              <w:rPr>
+                <w:rFonts w:ascii="Times New Roman" w:hAnsi="Times New Roman" w:cs="Times New Roman"/>
+                <w:sz w:val="24"/>
+                <w:szCs w:val="24"/>
+              </w:rPr>
+            </w:pPr>
+            <w:r>
+              <w:rPr>
+                <w:rFonts w:ascii="Times New Roman" w:hAnsi="Times New Roman" w:cs="Times New Roman"/>
+                <w:sz w:val="24"/>
+                <w:szCs w:val="24"/>
+              </w:rPr>
+              <w:drawing>
+                <wp:inline distT="0" distB="0" distL="114935" distR="114935">
+                  <wp:extent cx="504190" cy="504190"/>
+                  <wp:effectExtent l="0" t="0" r="13970" b="13970"/>
+                  <wp:docPr id="2" name="图片 3" descr="IMG_256"/>
+                  <wp:cNvGraphicFramePr>
+                    <a:graphicFrameLocks xmlns:a="http://schemas.openxmlformats.org/drawingml/2006/main" noChangeAspect="1"/>
+                  </wp:cNvGraphicFramePr>
+                  <a:graphic xmlns:a="http://schemas.openxmlformats.org/drawingml/2006/main">
+                    <a:graphicData uri="http://schemas.openxmlformats.org/drawingml/2006/picture">
+                      <pic:pic xmlns:pic="http://schemas.openxmlformats.org/drawingml/2006/picture">
+                        <pic:nvPicPr>
+                          <pic:cNvPr id="2" name="图片 3" descr="IMG_256"/>
+                          <pic:cNvPicPr>
+                            <a:picLocks noChangeAspect="1"/>
+                          </pic:cNvPicPr>
+                        </pic:nvPicPr>
+                        <pic:blipFill>
+                          <a:blip r:embed="rId8"/>
+                          <a:stretch>
+                            <a:fillRect/>
+                          </a:stretch>
+                        </pic:blipFill>
+                        <pic:spPr>
+                          <a:xfrm>
+                            <a:off x="0" y="0"/>
+                            <a:ext cx="504190" cy="504190"/>
+                          </a:xfrm>
+                          <a:prstGeom prst="rect">
+                            <a:avLst/>
+                          </a:prstGeom>
+                          <a:noFill/>
+                          <a:ln w="9525">
+                            <a:noFill/>
+                          </a:ln>
+                        </pic:spPr>
+                      </pic:pic>
+                    </a:graphicData>
+                  </a:graphic>
+                </wp:inline>
+              </w:drawing>
+            </w:r>
+          </w:p>
+          <w:p>
+            <w:pPr>
+              <w:pStyle w:val="15"/>
+              <w:keepNext w:val="0"/>
+              <w:keepLines w:val="0"/>
+              <w:pageBreakBefore w:val="0"/>
+              <w:widowControl/>
+              <w:kinsoku/>
+              <w:wordWrap/>
+              <w:overflowPunct/>
+              <w:topLinePunct w:val="0"/>
+              <w:autoSpaceDE/>
+              <w:autoSpaceDN/>
+              <w:bidi w:val="0"/>
+              <w:adjustRightInd/>
+              <w:snapToGrid/>
+              <w:spacing w:line="20" w:lineRule="atLeast"/>
+              <w:jc w:val="both"/>
+              <w:textAlignment w:val="auto"/>
+              <w:rPr>
+                <w:rFonts w:hint="eastAsia" w:ascii="Times New Roman" w:hAnsi="Times New Roman" w:cs="Times New Roman"/>
+                <w:sz w:val="24"/>
+                <w:szCs w:val="24"/>
+                <w:lang w:eastAsia="zh-CN"/>
+              </w:rPr>
+            </w:pPr>
+            <w:r>
+              <w:rPr>
+                <w:rFonts w:hint="eastAsia" w:ascii="微软雅黑" w:hAnsi="微软雅黑" w:eastAsia="微软雅黑" w:cs="微软雅黑"/>
+                <w:b/>
+                <w:bCs/>
+                <w:color w:val="61964C"/>
+                <w:sz w:val="20"/>
+                <w:szCs w:val="20"/>
+                <w:lang w:val="en-US" w:eastAsia="zh-CN" w:bidi="ar-SA"/>
+              </w:rPr>
+              <w:t>诺禾医学</w:t>
+            </w:r>
+          </w:p>
+        </w:tc>
+        <w:tc>
+          <w:tcPr>
+            <w:tcW w:w="1134" w:type="dxa"/>
+            <w:vAlign w:val="top"/>
+          </w:tcPr>
+          <w:p>
+            <w:pPr>
+              <w:pStyle w:val="15"/>
+              <w:keepNext w:val="0"/>
+              <w:keepLines w:val="0"/>
+              <w:pageBreakBefore w:val="0"/>
+              <w:widowControl/>
+              <w:kinsoku/>
+              <w:wordWrap/>
+              <w:overflowPunct/>
+              <w:topLinePunct w:val="0"/>
+              <w:autoSpaceDE/>
+              <w:autoSpaceDN/>
+              <w:bidi w:val="0"/>
+              <w:adjustRightInd/>
+              <w:snapToGrid/>
+              <w:spacing w:before="95" w:beforeLines="30"/>
+              <w:jc w:val="both"/>
+              <w:textAlignment w:val="auto"/>
+              <w:rPr>
+                <w:rFonts w:ascii="Times New Roman" w:hAnsi="Times New Roman" w:eastAsia="等线"/>
+                <w:lang w:eastAsia="zh-CN"/>
+              </w:rPr>
+            </w:pPr>
+            <w:r>
+              <w:rPr>
+                <w:rFonts w:ascii="Times New Roman" w:hAnsi="Times New Roman" w:eastAsia="等线"/>
+                <w:lang w:eastAsia="zh-CN"/>
+              </w:rPr>
+              <w:t>{{ summaryOfRresults.binary | ci(</w:t>
+            </w:r>
+            <w:r>
+              <w:rPr>
+                <w:rFonts w:hint="eastAsia" w:ascii="Times New Roman" w:hAnsi="Times New Roman" w:eastAsia="等线"/>
+                <w:lang w:val="en-US" w:eastAsia="zh-CN"/>
+              </w:rPr>
+              <w:t>39.7</w:t>
+            </w:r>
+            <w:r>
+              <w:rPr>
+                <w:rFonts w:ascii="Times New Roman" w:hAnsi="Times New Roman" w:eastAsia="等线"/>
+                <w:lang w:eastAsia="zh-CN"/>
+              </w:rPr>
+              <w:t>,</w:t>
+            </w:r>
+            <w:r>
+              <w:rPr>
+                <w:rFonts w:hint="eastAsia" w:ascii="Times New Roman" w:hAnsi="Times New Roman" w:eastAsia="等线"/>
+                <w:lang w:val="en-US" w:eastAsia="zh-CN"/>
+              </w:rPr>
+              <w:t>39.7</w:t>
+            </w:r>
+            <w:r>
+              <w:rPr>
+                <w:rFonts w:ascii="Times New Roman" w:hAnsi="Times New Roman" w:eastAsia="等线"/>
+                <w:lang w:eastAsia="zh-CN"/>
+              </w:rPr>
+              <w:t>) }}</w:t>
+            </w:r>
+          </w:p>
+          <w:p>
+            <w:pPr>
+              <w:pStyle w:val="15"/>
+              <w:keepNext w:val="0"/>
+              <w:keepLines w:val="0"/>
+              <w:pageBreakBefore w:val="0"/>
+              <w:widowControl/>
+              <w:kinsoku/>
+              <w:wordWrap/>
+              <w:overflowPunct/>
+              <w:topLinePunct w:val="0"/>
+              <w:autoSpaceDE/>
+              <w:autoSpaceDN/>
+              <w:bidi w:val="0"/>
+              <w:adjustRightInd/>
+              <w:snapToGrid/>
+              <w:spacing w:line="20" w:lineRule="atLeast"/>
+              <w:jc w:val="both"/>
+              <w:textAlignment w:val="auto"/>
+              <w:rPr>
+                <w:rFonts w:hint="eastAsia" w:ascii="Times New Roman" w:hAnsi="Times New Roman" w:eastAsia="等线"/>
+                <w:lang w:eastAsia="zh-CN"/>
+              </w:rPr>
+            </w:pPr>
+            <w:r>
+              <w:rPr>
+                <w:rFonts w:hint="eastAsia" w:ascii="微软雅黑" w:hAnsi="微软雅黑" w:eastAsia="微软雅黑" w:cs="微软雅黑"/>
+                <w:b/>
+                <w:bCs/>
+                <w:color w:val="61964C"/>
+                <w:sz w:val="20"/>
+                <w:szCs w:val="20"/>
+                <w:lang w:eastAsia="zh-CN"/>
+              </w:rPr>
+              <w:t>扫码认证</w:t>
+            </w:r>
+          </w:p>
+        </w:tc>
+      </w:tr>
+    </w:tbl>
     <w:p>
       <w:pPr>
         <w:pStyle w:val="15"/>
@@ -2520,15 +2765,6 @@
           <w:lang w:eastAsia="zh-CN"/>
         </w:rPr>
       </w:pPr>
-      <w:r>
-        <w:rPr>
-          <w:rFonts w:hint="eastAsia" w:ascii="Times New Roman" w:hAnsi="Times New Roman" w:eastAsia="微软雅黑" w:cs="Times New Roman"/>
-          <w:sz w:val="21"/>
-          <w:szCs w:val="20"/>
-          <w:lang w:eastAsia="zh-CN"/>
-        </w:rPr>
-        <w:t>天津市武清区创业总部基地 B07</w:t>
-      </w:r>
     </w:p>
     <w:sectPr>
       <w:headerReference r:id="rId3" w:type="default"/>

--- a/WebContent/docx/结直肠癌粪便DNA甲基化检测报告-阴性.docx
+++ b/WebContent/docx/结直肠癌粪便DNA甲基化检测报告-阴性.docx
@@ -13,16 +13,16 @@
           <w:lang w:eastAsia="zh-CN"/>
         </w:rPr>
       </w:pPr>
-      <w:bookmarkStart w:id="0" w:name="_Toc24178_WPSOffice_Level1"/>
-      <w:bookmarkStart w:id="1" w:name="_Toc24397"/>
-      <w:bookmarkStart w:id="2" w:name="_Toc13806"/>
+      <w:bookmarkStart w:id="0" w:name="_Toc30143_WPSOffice_Level1"/>
+      <w:bookmarkStart w:id="1" w:name="_Toc21009_WPSOffice_Level1"/>
+      <w:bookmarkStart w:id="2" w:name="_Toc24178_WPSOffice_Level1"/>
       <w:bookmarkStart w:id="3" w:name="_Toc21669"/>
-      <w:bookmarkStart w:id="4" w:name="_Toc32054"/>
-      <w:bookmarkStart w:id="5" w:name="_Toc14517"/>
-      <w:bookmarkStart w:id="6" w:name="_Toc30143_WPSOffice_Level1"/>
-      <w:bookmarkStart w:id="7" w:name="_Toc10446"/>
-      <w:bookmarkStart w:id="8" w:name="_Toc21009_WPSOffice_Level1"/>
-      <w:bookmarkStart w:id="9" w:name="_Toc27500"/>
+      <w:bookmarkStart w:id="4" w:name="_Toc10446"/>
+      <w:bookmarkStart w:id="5" w:name="_Toc24397"/>
+      <w:bookmarkStart w:id="6" w:name="_Toc14517"/>
+      <w:bookmarkStart w:id="7" w:name="_Toc27500"/>
+      <w:bookmarkStart w:id="8" w:name="_Toc13806"/>
+      <w:bookmarkStart w:id="9" w:name="_Toc32054"/>
       <w:r>
         <w:rPr>
           <w:rFonts w:hint="eastAsia" w:ascii="Times New Roman" w:hAnsi="Times New Roman" w:cs="Times New Roman"/>
@@ -43,12 +43,14 @@
         <w:jc w:val="left"/>
         <w:rPr>
           <w:rFonts w:cs="Times New Roman"/>
+          <w:color w:val="0083C3"/>
           <w:sz w:val="20"/>
         </w:rPr>
       </w:pPr>
       <w:r>
         <w:rPr>
           <w:rFonts w:cs="Times New Roman"/>
+          <w:color w:val="0083C3"/>
         </w:rPr>
         <w:t>样本信息</w:t>
       </w:r>
@@ -64,7 +66,7 @@
       <w:bookmarkEnd w:id="9"/>
       <w:r>
         <w:rPr>
-          <w:color w:val="7F7F7F"/>
+          <w:color w:val="0083C3"/>
           <w:sz w:val="20"/>
           <w:szCs w:val="20"/>
         </w:rPr>
@@ -123,7 +125,7 @@
         <w:tblW w:w="9870" w:type="dxa"/>
         <w:jc w:val="center"/>
         <w:tblBorders>
-          <w:top w:val="single" w:color="5A9D46" w:sz="24" w:space="0"/>
+          <w:top w:val="single" w:color="0083C3" w:sz="24" w:space="0"/>
           <w:left w:val="none" w:color="auto" w:sz="0" w:space="0"/>
           <w:bottom w:val="single" w:color="A4A4A4" w:sz="4" w:space="0"/>
           <w:right w:val="none" w:color="auto" w:sz="0" w:space="0"/>
@@ -146,7 +148,7 @@
       <w:tr>
         <w:tblPrEx>
           <w:tblBorders>
-            <w:top w:val="single" w:color="5A9D46" w:sz="24" w:space="0"/>
+            <w:top w:val="single" w:color="0083C3" w:sz="24" w:space="0"/>
             <w:left w:val="none" w:color="auto" w:sz="0" w:space="0"/>
             <w:bottom w:val="single" w:color="A4A4A4" w:sz="4" w:space="0"/>
             <w:right w:val="none" w:color="auto" w:sz="0" w:space="0"/>
@@ -168,7 +170,6 @@
           <w:tcPr>
             <w:tcW w:w="2561" w:type="dxa"/>
             <w:tcBorders>
-              <w:top w:val="single" w:color="62BC41" w:sz="24" w:space="0"/>
               <w:tl2br w:val="nil"/>
               <w:tr2bl w:val="nil"/>
             </w:tcBorders>
@@ -187,6 +188,7 @@
                 <w:lang w:eastAsia="zh-CN"/>
               </w:rPr>
             </w:pPr>
+            <w:bookmarkStart w:id="12" w:name="_GoBack" w:colFirst="2" w:colLast="2"/>
             <w:r>
               <w:rPr>
                 <w:rFonts w:ascii="Times New Roman" w:hAnsi="Times New Roman" w:eastAsia="微软雅黑" w:cs="Times New Roman"/>
@@ -215,7 +217,6 @@
           <w:tcPr>
             <w:tcW w:w="4087" w:type="dxa"/>
             <w:tcBorders>
-              <w:top w:val="single" w:color="62BC41" w:sz="24" w:space="0"/>
               <w:tl2br w:val="nil"/>
               <w:tr2bl w:val="nil"/>
             </w:tcBorders>
@@ -262,7 +263,6 @@
           <w:tcPr>
             <w:tcW w:w="3222" w:type="dxa"/>
             <w:tcBorders>
-              <w:top w:val="single" w:color="62BC41" w:sz="24" w:space="0"/>
               <w:tl2br w:val="nil"/>
               <w:tr2bl w:val="nil"/>
             </w:tcBorders>
@@ -278,7 +278,7 @@
                 <w:color w:val="000000"/>
                 <w:sz w:val="21"/>
                 <w:szCs w:val="21"/>
-                <w:lang w:eastAsia="zh-CN"/>
+                <w:lang w:val="en-US" w:eastAsia="zh-CN" w:bidi="ar-SA"/>
               </w:rPr>
             </w:pPr>
             <w:r>
@@ -290,7 +290,7 @@
                 <w:szCs w:val="21"/>
                 <w:lang w:eastAsia="zh-CN"/>
               </w:rPr>
-              <w:t>送检时间：</w:t>
+              <w:t>接收时间：</w:t>
             </w:r>
             <w:r>
               <w:rPr>
@@ -301,7 +301,7 @@
                 <w:szCs w:val="21"/>
                 <w:lang w:eastAsia="zh-CN"/>
               </w:rPr>
-              <w:t>{{ commission_date }}</w:t>
+              <w:t>{{ receiveddate }}</w:t>
             </w:r>
           </w:p>
         </w:tc>
@@ -309,7 +309,7 @@
       <w:tr>
         <w:tblPrEx>
           <w:tblBorders>
-            <w:top w:val="single" w:color="5A9D46" w:sz="24" w:space="0"/>
+            <w:top w:val="single" w:color="0083C3" w:sz="24" w:space="0"/>
             <w:left w:val="none" w:color="auto" w:sz="0" w:space="0"/>
             <w:bottom w:val="single" w:color="A4A4A4" w:sz="4" w:space="0"/>
             <w:right w:val="none" w:color="auto" w:sz="0" w:space="0"/>
@@ -435,38 +435,28 @@
                 <w:color w:val="000000"/>
                 <w:sz w:val="21"/>
                 <w:szCs w:val="21"/>
-                <w:lang w:eastAsia="zh-CN"/>
-              </w:rPr>
-            </w:pPr>
-            <w:r>
-              <w:rPr>
-                <w:rFonts w:ascii="Times New Roman" w:hAnsi="Times New Roman" w:eastAsia="微软雅黑" w:cs="Times New Roman"/>
+                <w:lang w:val="en-US" w:eastAsia="zh-CN" w:bidi="ar-SA"/>
+              </w:rPr>
+            </w:pPr>
+            <w:r>
+              <w:rPr>
+                <w:rFonts w:hint="eastAsia" w:ascii="Times New Roman" w:hAnsi="Times New Roman" w:eastAsia="微软雅黑" w:cs="Times New Roman"/>
                 <w:bCs/>
                 <w:color w:val="000000"/>
                 <w:sz w:val="21"/>
                 <w:szCs w:val="21"/>
                 <w:lang w:eastAsia="zh-CN"/>
               </w:rPr>
-              <w:t>接收时间：</w:t>
-            </w:r>
-            <w:r>
-              <w:rPr>
-                <w:rFonts w:hint="eastAsia" w:ascii="Times New Roman" w:hAnsi="Times New Roman" w:eastAsia="微软雅黑" w:cs="Times New Roman"/>
-                <w:bCs/>
-                <w:color w:val="000000"/>
-                <w:sz w:val="21"/>
-                <w:szCs w:val="21"/>
-                <w:lang w:eastAsia="zh-CN"/>
-              </w:rPr>
-              <w:t>{{ receiveddate }}</w:t>
+              <w:t>联系电话：{{ patient_phone }}</w:t>
             </w:r>
           </w:p>
         </w:tc>
       </w:tr>
+      <w:bookmarkEnd w:id="12"/>
       <w:tr>
         <w:tblPrEx>
           <w:tblBorders>
-            <w:top w:val="single" w:color="5A9D46" w:sz="24" w:space="0"/>
+            <w:top w:val="single" w:color="0083C3" w:sz="24" w:space="0"/>
             <w:left w:val="none" w:color="auto" w:sz="0" w:space="0"/>
             <w:bottom w:val="single" w:color="A4A4A4" w:sz="4" w:space="0"/>
             <w:right w:val="none" w:color="auto" w:sz="0" w:space="0"/>
@@ -585,24 +575,13 @@
                 <w:lang w:eastAsia="zh-CN"/>
               </w:rPr>
             </w:pPr>
-            <w:r>
-              <w:rPr>
-                <w:rFonts w:hint="eastAsia" w:ascii="Times New Roman" w:hAnsi="Times New Roman" w:eastAsia="微软雅黑" w:cs="Times New Roman"/>
-                <w:bCs/>
-                <w:color w:val="000000"/>
-                <w:sz w:val="21"/>
-                <w:szCs w:val="21"/>
-                <w:lang w:eastAsia="zh-CN"/>
-              </w:rPr>
-              <w:t>联系电话：{{ patient_phone }}</w:t>
-            </w:r>
           </w:p>
         </w:tc>
       </w:tr>
       <w:tr>
         <w:tblPrEx>
           <w:tblBorders>
-            <w:top w:val="single" w:color="5A9D46" w:sz="24" w:space="0"/>
+            <w:top w:val="single" w:color="0083C3" w:sz="24" w:space="0"/>
             <w:left w:val="none" w:color="auto" w:sz="0" w:space="0"/>
             <w:bottom w:val="single" w:color="A4A4A4" w:sz="4" w:space="0"/>
             <w:right w:val="none" w:color="auto" w:sz="0" w:space="0"/>
@@ -682,7 +661,7 @@
       <w:tr>
         <w:tblPrEx>
           <w:tblBorders>
-            <w:top w:val="single" w:color="5A9D46" w:sz="24" w:space="0"/>
+            <w:top w:val="single" w:color="0083C3" w:sz="24" w:space="0"/>
             <w:left w:val="none" w:color="auto" w:sz="0" w:space="0"/>
             <w:bottom w:val="single" w:color="A4A4A4" w:sz="4" w:space="0"/>
             <w:right w:val="none" w:color="auto" w:sz="0" w:space="0"/>
@@ -782,11 +761,13 @@
         <w:jc w:val="left"/>
         <w:rPr>
           <w:rFonts w:cs="Times New Roman"/>
+          <w:color w:val="0083C3"/>
         </w:rPr>
       </w:pPr>
       <w:r>
         <w:rPr>
           <w:rFonts w:cs="Times New Roman"/>
+          <w:color w:val="0083C3"/>
         </w:rPr>
         <w:t>本次样本检测结果为：</w:t>
       </w:r>
@@ -1271,6 +1252,7 @@
         <w:jc w:val="left"/>
         <w:rPr>
           <w:rFonts w:cs="Times New Roman"/>
+          <w:color w:val="0083C3"/>
         </w:rPr>
       </w:pPr>
       <w:bookmarkStart w:id="10" w:name="_Toc3823"/>
@@ -1278,6 +1260,7 @@
       <w:r>
         <w:rPr>
           <w:rFonts w:cs="Times New Roman"/>
+          <w:color w:val="0083C3"/>
         </w:rPr>
         <w:t>结果判定依据见下表：</w:t>
       </w:r>
@@ -1961,7 +1944,7 @@
                 </mc:Choice>
                 <mc:Fallback>
                   <w:pict>
-                    <v:group id="_x0000_s1026" o:spid="_x0000_s1026" o:spt="203" style="position:absolute;left:0pt;margin-left:-32.55pt;margin-top:-38.25pt;height:113.65pt;width:113.65pt;z-index:251660288;mso-width-relative:page;mso-height-relative:page;" coordorigin="21754,18842" coordsize="2273,2273" o:gfxdata="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">
+                    <v:group id="_x0000_s1026" o:spid="_x0000_s1026" o:spt="203" style="position:absolute;left:0pt;margin-left:-32.55pt;margin-top:-38.25pt;height:113.65pt;width:113.65pt;z-index:251660288;mso-width-relative:page;mso-height-relative:page;" coordorigin="21754,18842" coordsize="2273,2273" o:gfxdata="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">
                       <o:lock v:ext="edit" aspectratio="f"/>
                       <v:shape id="图片 25" o:spid="_x0000_s1026" o:spt="75" type="#_x0000_t75" style="position:absolute;left:21754;top:18842;height:2273;width:2273;" filled="f" o:preferrelative="t" stroked="f" coordsize="21600,21600" o:gfxdata="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">
                         <v:fill on="f" focussize="0,0"/>
@@ -2307,19 +2290,7 @@
           <w:szCs w:val="21"/>
           <w:lang w:eastAsia="zh-CN"/>
         </w:rPr>
-        <w:t>，检测结果可能受样本收集、储存方式及个体因</w:t>
-      </w:r>
-      <w:bookmarkStart w:id="12" w:name="_GoBack"/>
-      <w:bookmarkEnd w:id="12"/>
-      <w:r>
-        <w:rPr>
-          <w:rFonts w:ascii="Times New Roman" w:hAnsi="Times New Roman" w:eastAsia="微软雅黑" w:cs="Times New Roman"/>
-          <w:bCs/>
-          <w:sz w:val="21"/>
-          <w:szCs w:val="21"/>
-          <w:lang w:eastAsia="zh-CN"/>
-        </w:rPr>
-        <w:t>素如年龄或其他疾病等影响，此结果不能作为确诊的最终依据，尚需接受医生诊察和相关进一步检查，以明确诊断。若对报告结果有疑问，请在自报告日期起的</w:t>
+        <w:t>，检测结果可能受样本收集、储存方式及个体因素如年龄或其他疾病等影响，此结果不能作为确诊的最终依据，尚需接受医生诊察和相关进一步检查，以明确诊断。若对报告结果有疑问，请在自报告日期起的</w:t>
       </w:r>
       <w:r>
         <w:rPr>
@@ -2375,7 +2346,7 @@
                         </a:prstGeom>
                         <a:ln>
                           <a:solidFill>
-                            <a:srgbClr val="00B050"/>
+                            <a:srgbClr val="0083C3"/>
                           </a:solidFill>
                         </a:ln>
                       </wps:spPr>
@@ -2402,9 +2373,9 @@
           </mc:Choice>
           <mc:Fallback>
             <w:pict>
-              <v:line id="_x0000_s1026" o:spid="_x0000_s1026" o:spt="20" style="position:absolute;left:0pt;flip:y;margin-left:-48.55pt;margin-top:77.05pt;height:0.05pt;width:590.65pt;z-index:251661312;mso-width-relative:page;mso-height-relative:page;" filled="f" stroked="t" coordsize="21600,21600" o:gfxdata="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">
+              <v:line id="_x0000_s1026" o:spid="_x0000_s1026" o:spt="20" style="position:absolute;left:0pt;flip:y;margin-left:-48.55pt;margin-top:77.05pt;height:0.05pt;width:590.65pt;z-index:251661312;mso-width-relative:page;mso-height-relative:page;" filled="f" stroked="t" coordsize="21600,21600" o:gfxdata="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">
                 <v:fill on="f" focussize="0,0"/>
-                <v:stroke weight="0.5pt" color="#00B050 [3204]" miterlimit="8" joinstyle="miter"/>
+                <v:stroke weight="0.5pt" color="#0083C3 [3204]" miterlimit="8" joinstyle="miter"/>
                 <v:imagedata o:title=""/>
                 <o:lock v:ext="edit" aspectratio="f"/>
               </v:line>
@@ -2484,27 +2455,7 @@
                 <w:szCs w:val="20"/>
                 <w:lang w:eastAsia="zh-CN"/>
               </w:rPr>
-              <w:t xml:space="preserve">天津诺禾医学检验实验室        </w:t>
-            </w:r>
-            <w:r>
-              <w:rPr>
-                <w:rFonts w:hint="eastAsia" w:ascii="Times New Roman" w:hAnsi="Times New Roman" w:eastAsia="微软雅黑" w:cs="Times New Roman"/>
-                <w:b/>
-                <w:bCs/>
-                <w:sz w:val="21"/>
-                <w:szCs w:val="20"/>
-                <w:lang w:eastAsia="zh-CN"/>
-              </w:rPr>
-              <w:t xml:space="preserve"> </w:t>
-            </w:r>
-            <w:r>
-              <w:rPr>
-                <w:rFonts w:ascii="Times New Roman" w:hAnsi="Times New Roman" w:eastAsia="微软雅黑" w:cs="Times New Roman"/>
-                <w:sz w:val="21"/>
-                <w:szCs w:val="20"/>
-                <w:lang w:eastAsia="zh-CN"/>
-              </w:rPr>
-              <w:t>T.020-32038634</w:t>
+              <w:t>天津诺禾医学检验实验室</w:t>
             </w:r>
           </w:p>
           <w:p>
@@ -2641,7 +2592,7 @@
                 <w:rFonts w:hint="eastAsia" w:ascii="微软雅黑" w:hAnsi="微软雅黑" w:eastAsia="微软雅黑" w:cs="微软雅黑"/>
                 <w:b/>
                 <w:bCs/>
-                <w:color w:val="61964C"/>
+                <w:color w:val="0083C3"/>
                 <w:sz w:val="20"/>
                 <w:szCs w:val="20"/>
                 <w:lang w:val="en-US" w:eastAsia="zh-CN" w:bidi="ar-SA"/>
@@ -2744,7 +2695,7 @@
                 <w:rFonts w:hint="eastAsia" w:ascii="微软雅黑" w:hAnsi="微软雅黑" w:eastAsia="微软雅黑" w:cs="微软雅黑"/>
                 <w:b/>
                 <w:bCs/>
-                <w:color w:val="61964C"/>
+                <w:color w:val="0083C3"/>
                 <w:sz w:val="20"/>
                 <w:szCs w:val="20"/>
                 <w:lang w:eastAsia="zh-CN"/>

--- a/WebContent/docx/结直肠癌粪便DNA甲基化检测报告-阴性.docx
+++ b/WebContent/docx/结直肠癌粪便DNA甲基化检测报告-阴性.docx
@@ -13,15 +13,15 @@
           <w:lang w:eastAsia="zh-CN"/>
         </w:rPr>
       </w:pPr>
-      <w:bookmarkStart w:id="0" w:name="_Toc30143_WPSOffice_Level1"/>
+      <w:bookmarkStart w:id="0" w:name="_Toc27500"/>
       <w:bookmarkStart w:id="1" w:name="_Toc21009_WPSOffice_Level1"/>
       <w:bookmarkStart w:id="2" w:name="_Toc24178_WPSOffice_Level1"/>
-      <w:bookmarkStart w:id="3" w:name="_Toc21669"/>
-      <w:bookmarkStart w:id="4" w:name="_Toc10446"/>
-      <w:bookmarkStart w:id="5" w:name="_Toc24397"/>
+      <w:bookmarkStart w:id="3" w:name="_Toc30143_WPSOffice_Level1"/>
+      <w:bookmarkStart w:id="4" w:name="_Toc21669"/>
+      <w:bookmarkStart w:id="5" w:name="_Toc10446"/>
       <w:bookmarkStart w:id="6" w:name="_Toc14517"/>
-      <w:bookmarkStart w:id="7" w:name="_Toc27500"/>
-      <w:bookmarkStart w:id="8" w:name="_Toc13806"/>
+      <w:bookmarkStart w:id="7" w:name="_Toc13806"/>
+      <w:bookmarkStart w:id="8" w:name="_Toc24397"/>
       <w:bookmarkStart w:id="9" w:name="_Toc32054"/>
       <w:r>
         <w:rPr>
@@ -71,7 +71,7 @@
           <w:szCs w:val="20"/>
         </w:rPr>
         <w:drawing>
-          <wp:anchor distT="0" distB="0" distL="0" distR="0" simplePos="0" relativeHeight="251659264" behindDoc="1" locked="0" layoutInCell="1" allowOverlap="1">
+          <wp:anchor distT="0" distB="0" distL="0" distR="0" simplePos="0" relativeHeight="251660288" behindDoc="1" locked="0" layoutInCell="1" allowOverlap="1">
             <wp:simplePos x="0" y="0"/>
             <wp:positionH relativeFrom="column">
               <wp:posOffset>4895850</wp:posOffset>
@@ -188,7 +188,6 @@
                 <w:lang w:eastAsia="zh-CN"/>
               </w:rPr>
             </w:pPr>
-            <w:bookmarkStart w:id="12" w:name="_GoBack" w:colFirst="2" w:colLast="2"/>
             <w:r>
               <w:rPr>
                 <w:rFonts w:ascii="Times New Roman" w:hAnsi="Times New Roman" w:eastAsia="微软雅黑" w:cs="Times New Roman"/>
@@ -452,7 +451,6 @@
           </w:p>
         </w:tc>
       </w:tr>
-      <w:bookmarkEnd w:id="12"/>
       <w:tr>
         <w:tblPrEx>
           <w:tblBorders>
@@ -1255,8 +1253,8 @@
           <w:color w:val="0083C3"/>
         </w:rPr>
       </w:pPr>
-      <w:bookmarkStart w:id="10" w:name="_Toc3823"/>
-      <w:bookmarkStart w:id="11" w:name="_Toc534807930"/>
+      <w:bookmarkStart w:id="10" w:name="_Toc534807930"/>
+      <w:bookmarkStart w:id="11" w:name="_Toc3823"/>
       <w:r>
         <w:rPr>
           <w:rFonts w:cs="Times New Roman"/>
@@ -1840,7 +1838,7 @@
               <mc:AlternateContent>
                 <mc:Choice Requires="wpg">
                   <w:drawing>
-                    <wp:anchor distT="0" distB="0" distL="114300" distR="114300" simplePos="0" relativeHeight="251660288" behindDoc="0" locked="0" layoutInCell="1" allowOverlap="1">
+                    <wp:anchor distT="0" distB="0" distL="114300" distR="114300" simplePos="0" relativeHeight="251661312" behindDoc="0" locked="0" layoutInCell="1" allowOverlap="1">
                       <wp:simplePos x="0" y="0"/>
                       <wp:positionH relativeFrom="column">
                         <wp:posOffset>-413385</wp:posOffset>
@@ -1944,7 +1942,7 @@
                 </mc:Choice>
                 <mc:Fallback>
                   <w:pict>
-                    <v:group id="_x0000_s1026" o:spid="_x0000_s1026" o:spt="203" style="position:absolute;left:0pt;margin-left:-32.55pt;margin-top:-38.25pt;height:113.65pt;width:113.65pt;z-index:251660288;mso-width-relative:page;mso-height-relative:page;" coordorigin="21754,18842" coordsize="2273,2273" o:gfxdata="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">
+                    <v:group id="_x0000_s1026" o:spid="_x0000_s1026" o:spt="203" style="position:absolute;left:0pt;margin-left:-32.55pt;margin-top:-38.25pt;height:113.65pt;width:113.65pt;z-index:251661312;mso-width-relative:page;mso-height-relative:page;" coordorigin="21754,18842" coordsize="2273,2273" o:gfxdata="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">
                       <o:lock v:ext="edit" aspectratio="f"/>
                       <v:shape id="图片 25" o:spid="_x0000_s1026" o:spt="75" type="#_x0000_t75" style="position:absolute;left:21754;top:18842;height:2273;width:2273;" filled="f" o:preferrelative="t" stroked="f" coordsize="21600,21600" o:gfxdata="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">
                         <v:fill on="f" focussize="0,0"/>
@@ -2319,7 +2317,7 @@
         <mc:AlternateContent>
           <mc:Choice Requires="wps">
             <w:drawing>
-              <wp:anchor distT="0" distB="0" distL="114300" distR="114300" simplePos="0" relativeHeight="251661312" behindDoc="0" locked="0" layoutInCell="1" allowOverlap="1">
+              <wp:anchor distT="0" distB="0" distL="114300" distR="114300" simplePos="0" relativeHeight="251662336" behindDoc="0" locked="0" layoutInCell="1" allowOverlap="1">
                 <wp:simplePos x="0" y="0"/>
                 <wp:positionH relativeFrom="column">
                   <wp:posOffset>-616585</wp:posOffset>
@@ -2373,7 +2371,7 @@
           </mc:Choice>
           <mc:Fallback>
             <w:pict>
-              <v:line id="_x0000_s1026" o:spid="_x0000_s1026" o:spt="20" style="position:absolute;left:0pt;flip:y;margin-left:-48.55pt;margin-top:77.05pt;height:0.05pt;width:590.65pt;z-index:251661312;mso-width-relative:page;mso-height-relative:page;" filled="f" stroked="t" coordsize="21600,21600" o:gfxdata="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">
+              <v:line id="_x0000_s1026" o:spid="_x0000_s1026" o:spt="20" style="position:absolute;left:0pt;flip:y;margin-left:-48.55pt;margin-top:77.05pt;height:0.05pt;width:590.65pt;z-index:251662336;mso-width-relative:page;mso-height-relative:page;" filled="f" stroked="t" coordsize="21600,21600" o:gfxdata="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">
                 <v:fill on="f" focussize="0,0"/>
                 <v:stroke weight="0.5pt" color="#0083C3 [3204]" miterlimit="8" joinstyle="miter"/>
                 <v:imagedata o:title=""/>
@@ -2430,7 +2428,7 @@
           </w:tblCellMar>
         </w:tblPrEx>
         <w:trPr>
-          <w:trHeight w:val="1020" w:hRule="atLeast"/>
+          <w:trHeight w:val="634" w:hRule="atLeast"/>
         </w:trPr>
         <w:tc>
           <w:tcPr>
@@ -2632,38 +2630,10 @@
             </w:pPr>
             <w:r>
               <w:rPr>
-                <w:rFonts w:ascii="Times New Roman" w:hAnsi="Times New Roman" w:eastAsia="等线"/>
-                <w:lang w:eastAsia="zh-CN"/>
-              </w:rPr>
-              <w:t>{{ summaryOfRresults.binary | ci(</w:t>
-            </w:r>
-            <w:r>
-              <w:rPr>
                 <w:rFonts w:hint="eastAsia" w:ascii="Times New Roman" w:hAnsi="Times New Roman" w:eastAsia="等线"/>
-                <w:lang w:val="en-US" w:eastAsia="zh-CN"/>
-              </w:rPr>
-              <w:t>39.7</w:t>
-            </w:r>
-            <w:r>
-              <w:rPr>
-                <w:rFonts w:ascii="Times New Roman" w:hAnsi="Times New Roman" w:eastAsia="等线"/>
-                <w:lang w:eastAsia="zh-CN"/>
-              </w:rPr>
-              <w:t>,</w:t>
-            </w:r>
-            <w:r>
-              <w:rPr>
-                <w:rFonts w:hint="eastAsia" w:ascii="Times New Roman" w:hAnsi="Times New Roman" w:eastAsia="等线"/>
-                <w:lang w:val="en-US" w:eastAsia="zh-CN"/>
-              </w:rPr>
-              <w:t>39.7</w:t>
-            </w:r>
-            <w:r>
-              <w:rPr>
-                <w:rFonts w:ascii="Times New Roman" w:hAnsi="Times New Roman" w:eastAsia="等线"/>
-                <w:lang w:eastAsia="zh-CN"/>
-              </w:rPr>
-              <w:t>) }}</w:t>
+                <w:lang w:eastAsia="zh-CN"/>
+              </w:rPr>
+              <w:t>{{ summaryOfRresults.binary | ci(35.4,35.4) }}</w:t>
             </w:r>
           </w:p>
           <w:p>
@@ -2705,6 +2675,61 @@
           </w:p>
         </w:tc>
       </w:tr>
+      <w:tr>
+        <w:tblPrEx>
+          <w:tblBorders>
+            <w:top w:val="none" w:color="auto" w:sz="0" w:space="0"/>
+            <w:left w:val="none" w:color="auto" w:sz="0" w:space="0"/>
+            <w:bottom w:val="none" w:color="auto" w:sz="0" w:space="0"/>
+            <w:right w:val="none" w:color="auto" w:sz="0" w:space="0"/>
+            <w:insideH w:val="none" w:color="auto" w:sz="0" w:space="0"/>
+            <w:insideV w:val="none" w:color="auto" w:sz="0" w:space="0"/>
+          </w:tblBorders>
+          <w:tblCellMar>
+            <w:top w:w="0" w:type="dxa"/>
+            <w:left w:w="108" w:type="dxa"/>
+            <w:bottom w:w="0" w:type="dxa"/>
+            <w:right w:w="108" w:type="dxa"/>
+          </w:tblCellMar>
+        </w:tblPrEx>
+        <w:trPr>
+          <w:trHeight w:val="340" w:hRule="atLeast"/>
+        </w:trPr>
+        <w:tc>
+          <w:tcPr>
+            <w:tcW w:w="9089" w:type="dxa"/>
+            <w:gridSpan w:val="3"/>
+            <w:vAlign w:val="center"/>
+          </w:tcPr>
+          <w:p>
+            <w:pPr>
+              <w:widowControl/>
+              <w:jc w:val="right"/>
+              <w:rPr>
+                <w:rFonts w:hint="eastAsia" w:ascii="微软雅黑" w:hAnsi="微软雅黑" w:eastAsia="微软雅黑" w:cs="微软雅黑"/>
+                <w:b/>
+                <w:bCs/>
+                <w:color w:val="0083C3"/>
+                <w:sz w:val="20"/>
+                <w:szCs w:val="20"/>
+                <w:lang w:eastAsia="zh-CN"/>
+              </w:rPr>
+            </w:pPr>
+            <w:r>
+              <w:rPr>
+                <w:rFonts w:hint="eastAsia" w:ascii="微软雅黑" w:hAnsi="微软雅黑" w:eastAsia="微软雅黑" w:cs="微软雅黑"/>
+                <w:b/>
+                <w:bCs/>
+                <w:color w:val="0083C3"/>
+                <w:sz w:val="20"/>
+                <w:szCs w:val="20"/>
+                <w:lang w:val="en-US" w:eastAsia="zh-CN" w:bidi="ar-SA"/>
+              </w:rPr>
+              <w:t>请受检者接收本报告后务必通过扫描防伪二维码确认报告真实性</w:t>
+            </w:r>
+          </w:p>
+        </w:tc>
+      </w:tr>
     </w:tbl>
     <w:p>
       <w:pPr>
@@ -2716,6 +2741,8 @@
           <w:lang w:eastAsia="zh-CN"/>
         </w:rPr>
       </w:pPr>
+      <w:bookmarkStart w:id="12" w:name="_GoBack"/>
+      <w:bookmarkEnd w:id="12"/>
     </w:p>
     <w:sectPr>
       <w:headerReference r:id="rId3" w:type="default"/>
@@ -2739,6 +2766,21 @@
         <w:lang w:eastAsia="zh-CN"/>
       </w:rPr>
     </w:pPr>
+    <w:r>
+      <w:rPr>
+        <w:sz w:val="18"/>
+      </w:rPr>
+      <w:pict>
+        <v:shape id="PowerPlusWaterMarkObject291817" o:spid="_x0000_s3073" o:spt="136" type="#_x0000_t136" style="position:absolute;left:0pt;height:48.3pt;width:166.5pt;mso-position-horizontal:center;mso-position-horizontal-relative:margin;mso-position-vertical:center;mso-position-vertical-relative:margin;rotation:-2949120f;z-index:-251657216;mso-width-relative:page;mso-height-relative:page;" fillcolor="#C0C0C0" filled="t" stroked="f" coordsize="21600,21600" adj="10800">
+          <v:path/>
+          <v:fill on="t" opacity="32768f" focussize="0,0"/>
+          <v:stroke on="f"/>
+          <v:imagedata o:title=""/>
+          <o:lock v:ext="edit" aspectratio="t"/>
+          <v:textpath on="t" fitshape="t" fitpath="t" trim="t" xscale="f" string="{{ client }}" style="font-family:微软雅黑;font-size:48pt;v-same-letter-heights:f;v-text-align:center;"/>
+        </v:shape>
+      </w:pict>
+    </w:r>
   </w:p>
 </w:hdr>
 </file>
@@ -4570,6 +4612,7 @@
 <s:customData xmlns="http://www.wps.cn/officeDocument/2013/wpsCustomData" xmlns:s="http://www.wps.cn/officeDocument/2013/wpsCustomData">
   <customSectProps/>
   <customShpExts>
+    <customShpInfo spid="_x0000_s3073"/>
     <customShpInfo spid="_x0000_s1026" textRotate="1"/>
   </customShpExts>
 </s:customData>

--- a/WebContent/docx/结直肠癌粪便DNA甲基化检测报告-阴性.docx
+++ b/WebContent/docx/结直肠癌粪便DNA甲基化检测报告-阴性.docx
@@ -13,16 +13,16 @@
           <w:lang w:eastAsia="zh-CN"/>
         </w:rPr>
       </w:pPr>
-      <w:bookmarkStart w:id="0" w:name="_Toc27500"/>
-      <w:bookmarkStart w:id="1" w:name="_Toc21009_WPSOffice_Level1"/>
-      <w:bookmarkStart w:id="2" w:name="_Toc24178_WPSOffice_Level1"/>
-      <w:bookmarkStart w:id="3" w:name="_Toc30143_WPSOffice_Level1"/>
-      <w:bookmarkStart w:id="4" w:name="_Toc21669"/>
-      <w:bookmarkStart w:id="5" w:name="_Toc10446"/>
-      <w:bookmarkStart w:id="6" w:name="_Toc14517"/>
-      <w:bookmarkStart w:id="7" w:name="_Toc13806"/>
-      <w:bookmarkStart w:id="8" w:name="_Toc24397"/>
-      <w:bookmarkStart w:id="9" w:name="_Toc32054"/>
+      <w:bookmarkStart w:id="0" w:name="_Toc24397"/>
+      <w:bookmarkStart w:id="1" w:name="_Toc14517"/>
+      <w:bookmarkStart w:id="2" w:name="_Toc13806"/>
+      <w:bookmarkStart w:id="3" w:name="_Toc24178_WPSOffice_Level1"/>
+      <w:bookmarkStart w:id="4" w:name="_Toc10446"/>
+      <w:bookmarkStart w:id="5" w:name="_Toc27500"/>
+      <w:bookmarkStart w:id="6" w:name="_Toc32054"/>
+      <w:bookmarkStart w:id="7" w:name="_Toc21669"/>
+      <w:bookmarkStart w:id="8" w:name="_Toc21009_WPSOffice_Level1"/>
+      <w:bookmarkStart w:id="9" w:name="_Toc30143_WPSOffice_Level1"/>
       <w:r>
         <w:rPr>
           <w:rFonts w:hint="eastAsia" w:ascii="Times New Roman" w:hAnsi="Times New Roman" w:cs="Times New Roman"/>
@@ -1253,8 +1253,8 @@
           <w:color w:val="0083C3"/>
         </w:rPr>
       </w:pPr>
-      <w:bookmarkStart w:id="10" w:name="_Toc534807930"/>
-      <w:bookmarkStart w:id="11" w:name="_Toc3823"/>
+      <w:bookmarkStart w:id="10" w:name="_Toc3823"/>
+      <w:bookmarkStart w:id="11" w:name="_Toc534807930"/>
       <w:r>
         <w:rPr>
           <w:rFonts w:cs="Times New Roman"/>
@@ -1715,7 +1715,7 @@
           </w:tblCellMar>
         </w:tblPrEx>
         <w:trPr>
-          <w:trHeight w:val="441" w:hRule="exact"/>
+          <w:trHeight w:val="454" w:hRule="exact"/>
           <w:jc w:val="right"/>
         </w:trPr>
         <w:tc>
@@ -1833,133 +1833,92 @@
             </w:pPr>
             <w:r>
               <w:rPr>
+                <w:rFonts w:hint="eastAsia" w:ascii="Times New Roman" w:hAnsi="Times New Roman" w:cs="Times New Roman"/>
+                <w:b/>
+                <w:sz w:val="24"/>
+                <w:szCs w:val="24"/>
+              </w:rPr>
+              <w:t>{{"ty_tianjin2"|sign(</w:t>
+            </w:r>
+            <w:r>
+              <w:rPr>
+                <w:rFonts w:hint="eastAsia" w:ascii="Times New Roman" w:hAnsi="Times New Roman" w:cs="Times New Roman"/>
+                <w:b/>
+                <w:sz w:val="24"/>
+                <w:szCs w:val="24"/>
+                <w:lang w:val="en-US" w:eastAsia="zh-CN"/>
+              </w:rPr>
+              <w:t>42</w:t>
+            </w:r>
+            <w:r>
+              <w:rPr>
+                <w:rFonts w:hint="eastAsia" w:ascii="Times New Roman" w:hAnsi="Times New Roman" w:cs="Times New Roman"/>
+                <w:b/>
+                <w:sz w:val="24"/>
+                <w:szCs w:val="24"/>
+              </w:rPr>
+              <w:t>,22)}}</w:t>
+            </w:r>
+            <w:r>
+              <w:rPr>
                 <w:sz w:val="22"/>
               </w:rPr>
-              <mc:AlternateContent>
-                <mc:Choice Requires="wpg">
-                  <w:drawing>
-                    <wp:anchor distT="0" distB="0" distL="114300" distR="114300" simplePos="0" relativeHeight="251661312" behindDoc="0" locked="0" layoutInCell="1" allowOverlap="1">
-                      <wp:simplePos x="0" y="0"/>
-                      <wp:positionH relativeFrom="column">
-                        <wp:posOffset>-413385</wp:posOffset>
-                      </wp:positionH>
-                      <wp:positionV relativeFrom="paragraph">
-                        <wp:posOffset>-485775</wp:posOffset>
-                      </wp:positionV>
-                      <wp:extent cx="1443355" cy="1443355"/>
-                      <wp:effectExtent l="0" t="0" r="4445" b="4445"/>
-                      <wp:wrapNone/>
-                      <wp:docPr id="3" name="组合 3"/>
-                      <wp:cNvGraphicFramePr/>
-                      <a:graphic xmlns:a="http://schemas.openxmlformats.org/drawingml/2006/main">
-                        <a:graphicData uri="http://schemas.microsoft.com/office/word/2010/wordprocessingGroup">
-                          <wpg:wgp>
-                            <wpg:cNvGrpSpPr/>
-                            <wpg:grpSpPr>
-                              <a:xfrm>
-                                <a:off x="0" y="0"/>
-                                <a:ext cx="1443355" cy="1443355"/>
-                                <a:chOff x="21754" y="18842"/>
-                                <a:chExt cx="2273" cy="2273"/>
-                              </a:xfrm>
-                            </wpg:grpSpPr>
-                            <pic:pic xmlns:pic="http://schemas.openxmlformats.org/drawingml/2006/picture">
-                              <pic:nvPicPr>
-                                <pic:cNvPr id="21" name="图片 25"/>
-                                <pic:cNvPicPr>
-                                  <a:picLocks noChangeAspect="1" noChangeArrowheads="1"/>
-                                </pic:cNvPicPr>
-                              </pic:nvPicPr>
-                              <pic:blipFill>
-                                <a:blip r:embed="rId6">
-                                  <a:extLst>
-                                    <a:ext uri="{28A0092B-C50C-407E-A947-70E740481C1C}">
-                                      <a14:useLocalDpi xmlns:a14="http://schemas.microsoft.com/office/drawing/2010/main" val="0"/>
-                                    </a:ext>
-                                  </a:extLst>
-                                </a:blip>
-                                <a:srcRect/>
-                                <a:stretch>
-                                  <a:fillRect/>
-                                </a:stretch>
-                              </pic:blipFill>
-                              <pic:spPr>
-                                <a:xfrm>
-                                  <a:off x="21754" y="18842"/>
-                                  <a:ext cx="2273" cy="2273"/>
-                                </a:xfrm>
-                                <a:prstGeom prst="rect">
-                                  <a:avLst/>
-                                </a:prstGeom>
-                                <a:noFill/>
-                                <a:ln>
-                                  <a:noFill/>
-                                </a:ln>
-                              </pic:spPr>
-                            </pic:pic>
-                            <pic:pic xmlns:pic="http://schemas.openxmlformats.org/drawingml/2006/picture">
-                              <pic:nvPicPr>
-                                <pic:cNvPr id="12" name="图片 4" descr="王建丽"/>
-                                <pic:cNvPicPr>
-                                  <a:picLocks noChangeAspect="1"/>
-                                </pic:cNvPicPr>
-                              </pic:nvPicPr>
-                              <pic:blipFill>
-                                <a:blip r:embed="rId7">
-                                  <a:clrChange>
-                                    <a:clrFrom>
-                                      <a:srgbClr val="FFFFFF">
-                                        <a:alpha val="100000"/>
-                                      </a:srgbClr>
-                                    </a:clrFrom>
-                                    <a:clrTo>
-                                      <a:srgbClr val="FFFFFF">
-                                        <a:alpha val="100000"/>
-                                        <a:alpha val="0"/>
-                                      </a:srgbClr>
-                                    </a:clrTo>
-                                  </a:clrChange>
-                                </a:blip>
-                                <a:stretch>
-                                  <a:fillRect/>
-                                </a:stretch>
-                              </pic:blipFill>
-                              <pic:spPr>
-                                <a:xfrm>
-                                  <a:off x="22261" y="19395"/>
-                                  <a:ext cx="1258" cy="713"/>
-                                </a:xfrm>
-                                <a:prstGeom prst="rect">
-                                  <a:avLst/>
-                                </a:prstGeom>
-                              </pic:spPr>
-                            </pic:pic>
-                          </wpg:wgp>
-                        </a:graphicData>
-                      </a:graphic>
-                    </wp:anchor>
-                  </w:drawing>
-                </mc:Choice>
-                <mc:Fallback>
-                  <w:pict>
-                    <v:group id="_x0000_s1026" o:spid="_x0000_s1026" o:spt="203" style="position:absolute;left:0pt;margin-left:-32.55pt;margin-top:-38.25pt;height:113.65pt;width:113.65pt;z-index:251661312;mso-width-relative:page;mso-height-relative:page;" coordorigin="21754,18842" coordsize="2273,2273" o:gfxdata="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">
-                      <o:lock v:ext="edit" aspectratio="f"/>
-                      <v:shape id="图片 25" o:spid="_x0000_s1026" o:spt="75" type="#_x0000_t75" style="position:absolute;left:21754;top:18842;height:2273;width:2273;" filled="f" o:preferrelative="t" stroked="f" coordsize="21600,21600" o:gfxdata="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">
-                        <v:fill on="f" focussize="0,0"/>
-                        <v:stroke on="f"/>
-                        <v:imagedata r:id="rId6" o:title=""/>
-                        <o:lock v:ext="edit" aspectratio="t"/>
-                      </v:shape>
-                      <v:shape id="图片 4" o:spid="_x0000_s1026" o:spt="75" alt="王建丽" type="#_x0000_t75" style="position:absolute;left:22261;top:19395;height:713;width:1258;" filled="f" o:preferrelative="t" stroked="f" coordsize="21600,21600" o:gfxdata="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">
-                        <v:fill on="f" focussize="0,0"/>
-                        <v:stroke on="f"/>
-                        <v:imagedata r:id="rId7" chromakey="#FFFFFF" o:title=""/>
-                        <o:lock v:ext="edit" aspectratio="t"/>
-                      </v:shape>
-                    </v:group>
-                  </w:pict>
-                </mc:Fallback>
-              </mc:AlternateContent>
+              <w:drawing>
+                <wp:anchor distT="0" distB="0" distL="114300" distR="114300" simplePos="0" relativeHeight="251662336" behindDoc="0" locked="0" layoutInCell="1" allowOverlap="1">
+                  <wp:simplePos x="0" y="0"/>
+                  <wp:positionH relativeFrom="column">
+                    <wp:posOffset>-390525</wp:posOffset>
+                  </wp:positionH>
+                  <wp:positionV relativeFrom="paragraph">
+                    <wp:posOffset>-474345</wp:posOffset>
+                  </wp:positionV>
+                  <wp:extent cx="1443355" cy="1443355"/>
+                  <wp:effectExtent l="0" t="0" r="4445" b="4445"/>
+                  <wp:wrapNone/>
+                  <wp:docPr id="21" name="图片 25"/>
+                  <wp:cNvGraphicFramePr>
+                    <a:graphicFrameLocks xmlns:a="http://schemas.openxmlformats.org/drawingml/2006/main" noChangeAspect="1"/>
+                  </wp:cNvGraphicFramePr>
+                  <a:graphic xmlns:a="http://schemas.openxmlformats.org/drawingml/2006/main">
+                    <a:graphicData uri="http://schemas.openxmlformats.org/drawingml/2006/picture">
+                      <pic:pic xmlns:pic="http://schemas.openxmlformats.org/drawingml/2006/picture">
+                        <pic:nvPicPr>
+                          <pic:cNvPr id="21" name="图片 25"/>
+                          <pic:cNvPicPr>
+                            <a:picLocks noChangeAspect="1" noChangeArrowheads="1"/>
+                          </pic:cNvPicPr>
+                        </pic:nvPicPr>
+                        <pic:blipFill>
+                          <a:blip r:embed="rId6">
+                            <a:extLst>
+                              <a:ext uri="{28A0092B-C50C-407E-A947-70E740481C1C}">
+                                <a14:useLocalDpi xmlns:a14="http://schemas.microsoft.com/office/drawing/2010/main" val="0"/>
+                              </a:ext>
+                            </a:extLst>
+                          </a:blip>
+                          <a:srcRect/>
+                          <a:stretch>
+                            <a:fillRect/>
+                          </a:stretch>
+                        </pic:blipFill>
+                        <pic:spPr>
+                          <a:xfrm>
+                            <a:off x="0" y="0"/>
+                            <a:ext cx="1443355" cy="1443355"/>
+                          </a:xfrm>
+                          <a:prstGeom prst="rect">
+                            <a:avLst/>
+                          </a:prstGeom>
+                          <a:noFill/>
+                          <a:ln>
+                            <a:noFill/>
+                          </a:ln>
+                        </pic:spPr>
+                      </pic:pic>
+                    </a:graphicData>
+                  </a:graphic>
+                </wp:anchor>
+              </w:drawing>
             </w:r>
           </w:p>
         </w:tc>
@@ -2317,7 +2276,7 @@
         <mc:AlternateContent>
           <mc:Choice Requires="wps">
             <w:drawing>
-              <wp:anchor distT="0" distB="0" distL="114300" distR="114300" simplePos="0" relativeHeight="251662336" behindDoc="0" locked="0" layoutInCell="1" allowOverlap="1">
+              <wp:anchor distT="0" distB="0" distL="114300" distR="114300" simplePos="0" relativeHeight="251661312" behindDoc="0" locked="0" layoutInCell="1" allowOverlap="1">
                 <wp:simplePos x="0" y="0"/>
                 <wp:positionH relativeFrom="column">
                   <wp:posOffset>-616585</wp:posOffset>
@@ -2371,7 +2330,7 @@
           </mc:Choice>
           <mc:Fallback>
             <w:pict>
-              <v:line id="_x0000_s1026" o:spid="_x0000_s1026" o:spt="20" style="position:absolute;left:0pt;flip:y;margin-left:-48.55pt;margin-top:77.05pt;height:0.05pt;width:590.65pt;z-index:251662336;mso-width-relative:page;mso-height-relative:page;" filled="f" stroked="t" coordsize="21600,21600" o:gfxdata="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">
+              <v:line id="_x0000_s1026" o:spid="_x0000_s1026" o:spt="20" style="position:absolute;left:0pt;flip:y;margin-left:-48.55pt;margin-top:77.05pt;height:0.05pt;width:590.65pt;z-index:251661312;mso-width-relative:page;mso-height-relative:page;" filled="f" stroked="t" coordsize="21600,21600" o:gfxdata="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">
                 <v:fill on="f" focussize="0,0"/>
                 <v:stroke weight="0.5pt" color="#0083C3 [3204]" miterlimit="8" joinstyle="miter"/>
                 <v:imagedata o:title=""/>
@@ -2534,7 +2493,7 @@
                           </pic:cNvPicPr>
                         </pic:nvPicPr>
                         <pic:blipFill>
-                          <a:blip r:embed="rId8"/>
+                          <a:blip r:embed="rId7"/>
                           <a:stretch>
                             <a:fillRect/>
                           </a:stretch>
